--- a/WPA_Submission/docs/02_ชุดใบกิจกรรมและสื่อผู้เรียน_AI_to_ESP32.docx
+++ b/WPA_Submission/docs/02_ชุดใบกิจกรรมและสื่อผู้เรียน_AI_to_ESP32.docx
@@ -2,7 +2,7 @@
 <file path=word/document.xml><?xml version="1.0" encoding="utf-8"?>
 <w:document xmlns:w="http://schemas.openxmlformats.org/wordprocessingml/2006/main" xmlns:m="http://schemas.openxmlformats.org/officeDocument/2006/math" xmlns:r="http://schemas.openxmlformats.org/officeDocument/2006/relationships" xmlns:o="urn:schemas-microsoft-com:office:office" xmlns:v="urn:schemas-microsoft-com:vml" xmlns:w10="urn:schemas-microsoft-com:office:word" xmlns:a="http://schemas.openxmlformats.org/drawingml/2006/main" xmlns:pic="http://schemas.openxmlformats.org/drawingml/2006/picture" xmlns:wp="http://schemas.openxmlformats.org/drawingml/2006/wordprocessingDrawing">
   <w:body>
-    <w:bookmarkStart w:id="27" w:name="ชุดใบกิจกรรมและสื่อผู้เรียน"/>
+    <w:bookmarkStart w:id="23" w:name="ชุดใบกิจกรรมและสื่อผู้เรียน"/>
     <w:p>
       <w:pPr>
         <w:pStyle w:val="Heading1"/>
@@ -31,7 +31,13 @@
         <w:br/>
       </w:r>
       <w:r>
-        <w:t xml:space="preserve">กิจกรรม 5E + Collaborative Learning</w:t>
+        <w:t xml:space="preserve">รูปแบบ 5E + Collaborative Learning</w:t>
+      </w:r>
+      <w:r>
+        <w:br/>
+      </w:r>
+      <w:r>
+        <w:t xml:space="preserve">การจัดกลุ่ม: 8 กลุ่ม กลุ่มละ 5 คน</w:t>
       </w:r>
     </w:p>
     <w:p>
@@ -42,7 +48,7 @@
       </w:r>
     </w:p>
     <w:bookmarkEnd w:id="20"/>
-    <w:bookmarkStart w:id="25" w:name="X0ddffcb5edbd812e0ccf36d3c5e120d4b737c1f"/>
+    <w:bookmarkStart w:id="21" w:name="X0ddffcb5edbd812e0ccf36d3c5e120d4b737c1f"/>
     <w:p>
       <w:pPr>
         <w:pStyle w:val="Heading2"/>
@@ -57,143 +63,6 @@
       </w:pPr>
       <w:r>
         <w:t xml:space="preserve">ชื่อกลุ่ม __________ ห้อง ม.4/____</w:t>
-      </w:r>
-    </w:p>
-    <w:bookmarkStart w:id="21" w:name="ปัญหาที่ต้นแบบต้องการแก้"/>
-    <w:p>
-      <w:pPr>
-        <w:pStyle w:val="Heading3"/>
-      </w:pPr>
-      <w:r>
-        <w:t xml:space="preserve">ปัญหาที่ต้นแบบต้องการแก้</w:t>
-      </w:r>
-    </w:p>
-    <w:p>
-      <w:pPr>
-        <w:pStyle w:val="FirstParagraph"/>
-      </w:pPr>
-      <w:r>
-        <w:t xml:space="preserve">เขียนปัญหาหรือสถานการณ์ที่ต้องการลดการสัมผัสหรือควบคุมอุปกรณ์ด้วยท่าทาง</w:t>
-      </w:r>
-    </w:p>
-    <w:p>
-      <w:pPr>
-        <w:pStyle w:val="BodyText"/>
-      </w:pPr>
-      <w:r>
-        <w:t xml:space="preserve">....................................................................................</w:t>
-      </w:r>
-    </w:p>
-    <w:bookmarkEnd w:id="21"/>
-    <w:bookmarkStart w:id="22" w:name="input"/>
-    <w:p>
-      <w:pPr>
-        <w:pStyle w:val="Heading3"/>
-      </w:pPr>
-      <w:r>
-        <w:t xml:space="preserve">Input</w:t>
-      </w:r>
-    </w:p>
-    <w:p>
-      <w:pPr>
-        <w:pStyle w:val="FirstParagraph"/>
-      </w:pPr>
-      <w:r>
-        <w:t xml:space="preserve">ระบบรับข้อมูลอะไร และรับจากอุปกรณ์ใด?</w:t>
-      </w:r>
-    </w:p>
-    <w:p>
-      <w:pPr>
-        <w:pStyle w:val="BodyText"/>
-      </w:pPr>
-      <w:r>
-        <w:t xml:space="preserve">....................................................................................</w:t>
-      </w:r>
-    </w:p>
-    <w:bookmarkEnd w:id="22"/>
-    <w:bookmarkStart w:id="23" w:name="process"/>
-    <w:p>
-      <w:pPr>
-        <w:pStyle w:val="Heading3"/>
-      </w:pPr>
-      <w:r>
-        <w:t xml:space="preserve">Process</w:t>
-      </w:r>
-    </w:p>
-    <w:p>
-      <w:pPr>
-        <w:pStyle w:val="FirstParagraph"/>
-      </w:pPr>
-      <w:r>
-        <w:t xml:space="preserve">ใครประมวลผล AI? เกิดการตัดสินใจอะไร?</w:t>
-      </w:r>
-    </w:p>
-    <w:p>
-      <w:pPr>
-        <w:pStyle w:val="BodyText"/>
-      </w:pPr>
-      <w:r>
-        <w:t xml:space="preserve">....................................................................................</w:t>
-      </w:r>
-    </w:p>
-    <w:bookmarkEnd w:id="23"/>
-    <w:bookmarkStart w:id="24" w:name="output"/>
-    <w:p>
-      <w:pPr>
-        <w:pStyle w:val="Heading3"/>
-      </w:pPr>
-      <w:r>
-        <w:t xml:space="preserve">Output</w:t>
-      </w:r>
-    </w:p>
-    <w:p>
-      <w:pPr>
-        <w:pStyle w:val="FirstParagraph"/>
-      </w:pPr>
-      <w:r>
-        <w:t xml:space="preserve">ESP32 ควบคุมอะไร และเกิดผลทางกายภาพอย่างไร?</w:t>
-      </w:r>
-    </w:p>
-    <w:p>
-      <w:pPr>
-        <w:pStyle w:val="BodyText"/>
-      </w:pPr>
-      <w:r>
-        <w:t xml:space="preserve">....................................................................................</w:t>
-      </w:r>
-    </w:p>
-    <w:p>
-      <w:r>
-        <w:pict>
-          <v:rect style="width:0;height:1.5pt" o:hralign="center" o:hrstd="t" o:hr="t"/>
-        </w:pict>
-      </w:r>
-    </w:p>
-    <w:bookmarkEnd w:id="24"/>
-    <w:bookmarkEnd w:id="25"/>
-    <w:bookmarkStart w:id="26" w:name="ใบกิจกรรม-2-system-flow"/>
-    <w:p>
-      <w:pPr>
-        <w:pStyle w:val="Heading2"/>
-      </w:pPr>
-      <w:r>
-        <w:t xml:space="preserve">ใบกิจกรรม 2: System Flow</w:t>
-      </w:r>
-    </w:p>
-    <w:p>
-      <w:pPr>
-        <w:pStyle w:val="FirstParagraph"/>
-      </w:pPr>
-      <w:r>
-        <w:t xml:space="preserve">เรียงและเชื่อมองค์ประกอบต่อไปนี้ให้ถูกต้อง</w:t>
-      </w:r>
-    </w:p>
-    <w:p>
-      <w:pPr>
-        <w:pStyle w:val="BodyText"/>
-      </w:pPr>
-      <w:r>
-        <w:t xml:space="preserve">Webcam / Web Browser / AI Model / Prediction / JavaScript / HTTP Request / ESP32 Web Server / GPIO / Output</w:t>
       </w:r>
     </w:p>
     <w:p>
@@ -205,7 +74,13 @@
           <w:bCs/>
           <w:b/>
         </w:rPr>
-        <w:t xml:space="preserve">Data Flow ของกลุ่ม</w:t>
+        <w:t xml:space="preserve">ปัญหาที่ต้นแบบต้องการแก้</w:t>
+      </w:r>
+      <w:r>
+        <w:br/>
+      </w:r>
+      <w:r>
+        <w:t xml:space="preserve">....................................................................................</w:t>
       </w:r>
     </w:p>
     <w:p>
@@ -213,6 +88,16 @@
         <w:pStyle w:val="BodyText"/>
       </w:pPr>
       <w:r>
+        <w:rPr>
+          <w:bCs/>
+          <w:b/>
+        </w:rPr>
+        <w:t xml:space="preserve">Input — ระบบรับอะไร/จากอุปกรณ์ใด</w:t>
+      </w:r>
+      <w:r>
+        <w:br/>
+      </w:r>
+      <w:r>
         <w:t xml:space="preserve">....................................................................................</w:t>
       </w:r>
     </w:p>
@@ -221,79 +106,35 @@
         <w:pStyle w:val="BodyText"/>
       </w:pPr>
       <w:r>
-        <w:t xml:space="preserve">ให้ทำเครื่องหมาย</w:t>
-      </w:r>
-    </w:p>
-    <w:p>
-      <w:pPr>
-        <w:numPr>
-          <w:ilvl w:val="0"/>
-          <w:numId w:val="1001"/>
-        </w:numPr>
-        <w:pStyle w:val="Compact"/>
-      </w:pPr>
-      <w:r>
-        <w:t xml:space="preserve">☐ Input</w:t>
-      </w:r>
-    </w:p>
-    <w:p>
-      <w:pPr>
-        <w:numPr>
-          <w:ilvl w:val="0"/>
-          <w:numId w:val="1001"/>
-        </w:numPr>
-        <w:pStyle w:val="Compact"/>
-      </w:pPr>
-      <w:r>
-        <w:t xml:space="preserve">☐ Process</w:t>
-      </w:r>
-    </w:p>
-    <w:p>
-      <w:pPr>
-        <w:numPr>
-          <w:ilvl w:val="0"/>
-          <w:numId w:val="1001"/>
-        </w:numPr>
-        <w:pStyle w:val="Compact"/>
-      </w:pPr>
-      <w:r>
-        <w:t xml:space="preserve">☐ Output</w:t>
-      </w:r>
-    </w:p>
-    <w:p>
-      <w:pPr>
-        <w:numPr>
-          <w:ilvl w:val="0"/>
-          <w:numId w:val="1001"/>
-        </w:numPr>
-        <w:pStyle w:val="Compact"/>
-      </w:pPr>
-      <w:r>
-        <w:t xml:space="preserve">☐ จุดที่ข้อมูลออกจาก Browser</w:t>
-      </w:r>
-    </w:p>
-    <w:p>
-      <w:pPr>
-        <w:numPr>
-          <w:ilvl w:val="0"/>
-          <w:numId w:val="1001"/>
-        </w:numPr>
-        <w:pStyle w:val="Compact"/>
-      </w:pPr>
-      <w:r>
-        <w:t xml:space="preserve">☐ จุดที่ ESP32 รับคำสั่ง</w:t>
-      </w:r>
-    </w:p>
-    <w:p>
-      <w:pPr>
-        <w:numPr>
-          <w:ilvl w:val="0"/>
-          <w:numId w:val="1001"/>
-        </w:numPr>
-        <w:pStyle w:val="Compact"/>
-      </w:pPr>
-      <w:r>
-        <w:t xml:space="preserve">☐ จุดที่เกิด Physical Output</w:t>
+        <w:rPr>
+          <w:bCs/>
+          <w:b/>
+        </w:rPr>
+        <w:t xml:space="preserve">Process — ใครประมวลผล AI และตัดสินใจอะไร</w:t>
+      </w:r>
+      <w:r>
+        <w:br/>
+      </w:r>
+      <w:r>
+        <w:t xml:space="preserve">....................................................................................</w:t>
+      </w:r>
+    </w:p>
+    <w:p>
+      <w:pPr>
+        <w:pStyle w:val="BodyText"/>
+      </w:pPr>
+      <w:r>
+        <w:rPr>
+          <w:bCs/>
+          <w:b/>
+        </w:rPr>
+        <w:t xml:space="preserve">Output — ESP32 ควบคุมอะไร/เกิดผลทางกายภาพอย่างไร</w:t>
+      </w:r>
+      <w:r>
+        <w:br/>
+      </w:r>
+      <w:r>
+        <w:t xml:space="preserve">....................................................................................</w:t>
       </w:r>
     </w:p>
     <w:p>
@@ -303,23 +144,155 @@
         </w:pict>
       </w:r>
     </w:p>
-    <w:bookmarkEnd w:id="26"/>
-    <w:bookmarkEnd w:id="27"/>
-    <w:bookmarkStart w:id="28" w:name="station-a--ai--browser"/>
+    <w:bookmarkEnd w:id="21"/>
+    <w:bookmarkStart w:id="22" w:name="ใบกิจกรรม-2-system-flow"/>
+    <w:p>
+      <w:pPr>
+        <w:pStyle w:val="Heading2"/>
+      </w:pPr>
+      <w:r>
+        <w:t xml:space="preserve">ใบกิจกรรม 2: System Flow</w:t>
+      </w:r>
+    </w:p>
+    <w:p>
+      <w:pPr>
+        <w:pStyle w:val="FirstParagraph"/>
+      </w:pPr>
+      <w:r>
+        <w:t xml:space="preserve">เรียงองค์ประกอบให้ถูกต้อง:</w:t>
+      </w:r>
+    </w:p>
+    <w:p>
+      <w:pPr>
+        <w:pStyle w:val="BodyText"/>
+      </w:pPr>
+      <w:r>
+        <w:rPr>
+          <w:bCs/>
+          <w:b/>
+        </w:rPr>
+        <w:t xml:space="preserve">Webcam → Web Browser → AI Model → Prediction → JavaScript → HTTP Request → ESP32 Web Server → GPIO → Output</w:t>
+      </w:r>
+    </w:p>
+    <w:p>
+      <w:pPr>
+        <w:pStyle w:val="BodyText"/>
+      </w:pPr>
+      <w:r>
+        <w:t xml:space="preserve">ให้ระบุ:</w:t>
+      </w:r>
+    </w:p>
+    <w:p>
+      <w:pPr>
+        <w:numPr>
+          <w:ilvl w:val="0"/>
+          <w:numId w:val="1001"/>
+        </w:numPr>
+        <w:pStyle w:val="Compact"/>
+      </w:pPr>
+      <w:r>
+        <w:t xml:space="preserve">☐ Input</w:t>
+      </w:r>
+    </w:p>
+    <w:p>
+      <w:pPr>
+        <w:numPr>
+          <w:ilvl w:val="0"/>
+          <w:numId w:val="1001"/>
+        </w:numPr>
+        <w:pStyle w:val="Compact"/>
+      </w:pPr>
+      <w:r>
+        <w:t xml:space="preserve">☐ Process</w:t>
+      </w:r>
+    </w:p>
+    <w:p>
+      <w:pPr>
+        <w:numPr>
+          <w:ilvl w:val="0"/>
+          <w:numId w:val="1001"/>
+        </w:numPr>
+        <w:pStyle w:val="Compact"/>
+      </w:pPr>
+      <w:r>
+        <w:t xml:space="preserve">☐ Output</w:t>
+      </w:r>
+    </w:p>
+    <w:p>
+      <w:pPr>
+        <w:numPr>
+          <w:ilvl w:val="0"/>
+          <w:numId w:val="1001"/>
+        </w:numPr>
+        <w:pStyle w:val="Compact"/>
+      </w:pPr>
+      <w:r>
+        <w:t xml:space="preserve">☐ จุดที่ข้อมูลออกจาก Browser</w:t>
+      </w:r>
+    </w:p>
+    <w:p>
+      <w:pPr>
+        <w:numPr>
+          <w:ilvl w:val="0"/>
+          <w:numId w:val="1001"/>
+        </w:numPr>
+        <w:pStyle w:val="Compact"/>
+      </w:pPr>
+      <w:r>
+        <w:t xml:space="preserve">☐ จุดที่ ESP32 รับคำสั่ง</w:t>
+      </w:r>
+    </w:p>
+    <w:p>
+      <w:pPr>
+        <w:numPr>
+          <w:ilvl w:val="0"/>
+          <w:numId w:val="1001"/>
+        </w:numPr>
+        <w:pStyle w:val="Compact"/>
+      </w:pPr>
+      <w:r>
+        <w:t xml:space="preserve">☐ จุดที่เกิด Physical Output</w:t>
+      </w:r>
+    </w:p>
+    <w:p>
+      <w:pPr>
+        <w:pStyle w:val="FirstParagraph"/>
+      </w:pPr>
+      <w:r>
+        <w:t xml:space="preserve">Data Flow ของกลุ่ม:</w:t>
+      </w:r>
+      <w:r>
+        <w:br/>
+      </w:r>
+      <w:r>
+        <w:t xml:space="preserve">....................................................................................</w:t>
+      </w:r>
+    </w:p>
+    <w:p>
+      <w:r>
+        <w:pict>
+          <v:rect style="width:0;height:1.5pt" o:hralign="center" o:hrstd="t" o:hr="t"/>
+        </w:pict>
+      </w:r>
+    </w:p>
+    <w:bookmarkEnd w:id="22"/>
+    <w:bookmarkEnd w:id="23"/>
+    <w:bookmarkStart w:id="27" w:name="explore-3-stations--11-นาที"/>
     <w:p>
       <w:pPr>
         <w:pStyle w:val="Heading1"/>
       </w:pPr>
       <w:r>
+        <w:t xml:space="preserve">Explore: 3 Stations — 11 นาที</w:t>
+      </w:r>
+    </w:p>
+    <w:bookmarkStart w:id="24" w:name="station-a--ai--browser"/>
+    <w:p>
+      <w:pPr>
+        <w:pStyle w:val="Heading2"/>
+      </w:pPr>
+      <w:r>
         <w:t xml:space="preserve">Station A — AI / Browser</w:t>
-      </w:r>
-    </w:p>
-    <w:p>
-      <w:pPr>
-        <w:pStyle w:val="FirstParagraph"/>
-      </w:pPr>
-      <w:r>
-        <w:t xml:space="preserve">ตรวจสอบและบันทึก</w:t>
       </w:r>
     </w:p>
     <w:p>
@@ -411,27 +384,18 @@
       <w:r>
         <w:t xml:space="preserve">AI ทำงานที่ Browser หรือ ESP32? เพราะอะไร?</w:t>
       </w:r>
-    </w:p>
-    <w:p>
-      <w:pPr>
-        <w:pStyle w:val="BodyText"/>
-      </w:pPr>
+      <w:r>
+        <w:br/>
+      </w:r>
       <w:r>
         <w:t xml:space="preserve">....................................................................................</w:t>
       </w:r>
     </w:p>
-    <w:p>
-      <w:r>
-        <w:pict>
-          <v:rect style="width:0;height:1.5pt" o:hralign="center" o:hrstd="t" o:hr="t"/>
-        </w:pict>
-      </w:r>
-    </w:p>
-    <w:bookmarkEnd w:id="28"/>
-    <w:bookmarkStart w:id="29" w:name="station-b--esp32--output"/>
-    <w:p>
-      <w:pPr>
-        <w:pStyle w:val="Heading1"/>
+    <w:bookmarkEnd w:id="24"/>
+    <w:bookmarkStart w:id="25" w:name="station-b--esp32--output"/>
+    <w:p>
+      <w:pPr>
+        <w:pStyle w:val="Heading2"/>
       </w:pPr>
       <w:r>
         <w:t xml:space="preserve">Station B — ESP32 / Output</w:t>
@@ -446,7 +410,7 @@
         <w:pStyle w:val="Compact"/>
       </w:pPr>
       <w:r>
-        <w:t xml:space="preserve">เปิด Route</w:t>
+        <w:t xml:space="preserve">เปิด</w:t>
       </w:r>
       <w:r>
         <w:t xml:space="preserve"> </w:t>
@@ -473,7 +437,7 @@
         <w:pStyle w:val="Compact"/>
       </w:pPr>
       <w:r>
-        <w:t xml:space="preserve">เปิด Route</w:t>
+        <w:t xml:space="preserve">เปิด</w:t>
       </w:r>
       <w:r>
         <w:t xml:space="preserve"> </w:t>
@@ -530,7 +494,41 @@
         <w:t xml:space="preserve"> </w:t>
       </w:r>
       <w:r>
-        <w:t xml:space="preserve">ทำงาน แสดงว่าส่วนใดผ่านการทดสอบแล้ว?</w:t>
+        <w:t xml:space="preserve">ทำงาน ส่วนใดผ่านการทดสอบแล้ว?</w:t>
+      </w:r>
+      <w:r>
+        <w:br/>
+      </w:r>
+      <w:r>
+        <w:t xml:space="preserve">....................................................................................</w:t>
+      </w:r>
+    </w:p>
+    <w:p>
+      <w:pPr>
+        <w:numPr>
+          <w:ilvl w:val="0"/>
+          <w:numId w:val="1003"/>
+        </w:numPr>
+        <w:pStyle w:val="Compact"/>
+      </w:pPr>
+      <w:r>
+        <w:t xml:space="preserve">ESP32 ทำหน้าที่อะไรในต้นแบบนี้?</w:t>
+      </w:r>
+      <w:r>
+        <w:br/>
+      </w:r>
+      <w:r>
+        <w:t xml:space="preserve">....................................................................................</w:t>
+      </w:r>
+    </w:p>
+    <w:bookmarkEnd w:id="25"/>
+    <w:bookmarkStart w:id="26" w:name="station-c--integration--data-flow"/>
+    <w:p>
+      <w:pPr>
+        <w:pStyle w:val="Heading2"/>
+      </w:pPr>
+      <w:r>
+        <w:t xml:space="preserve">Station C — Integration / Data Flow</w:t>
       </w:r>
     </w:p>
     <w:p>
@@ -538,7 +536,15 @@
         <w:pStyle w:val="FirstParagraph"/>
       </w:pPr>
       <w:r>
-        <w:t xml:space="preserve">....................................................................................</w:t>
+        <w:t xml:space="preserve">Hand → __________ → __________ → __________ → Output</w:t>
+      </w:r>
+    </w:p>
+    <w:p>
+      <w:pPr>
+        <w:pStyle w:val="BodyText"/>
+      </w:pPr>
+      <w:r>
+        <w:t xml:space="preserve">หาก Output ไม่ทำงาน ให้ตรวจทีละจุด:</w:t>
       </w:r>
     </w:p>
     <w:p>
@@ -550,7 +556,67 @@
         <w:pStyle w:val="Compact"/>
       </w:pPr>
       <w:r>
-        <w:t xml:space="preserve">ESP32 ทำหน้าที่อะไรในต้นแบบนี้?</w:t>
+        <w:t xml:space="preserve">☐ Webcam</w:t>
+      </w:r>
+    </w:p>
+    <w:p>
+      <w:pPr>
+        <w:numPr>
+          <w:ilvl w:val="0"/>
+          <w:numId w:val="1004"/>
+        </w:numPr>
+        <w:pStyle w:val="Compact"/>
+      </w:pPr>
+      <w:r>
+        <w:t xml:space="preserve">☐ Prediction</w:t>
+      </w:r>
+    </w:p>
+    <w:p>
+      <w:pPr>
+        <w:numPr>
+          <w:ilvl w:val="0"/>
+          <w:numId w:val="1004"/>
+        </w:numPr>
+        <w:pStyle w:val="Compact"/>
+      </w:pPr>
+      <w:r>
+        <w:t xml:space="preserve">☐ JavaScript condition</w:t>
+      </w:r>
+    </w:p>
+    <w:p>
+      <w:pPr>
+        <w:numPr>
+          <w:ilvl w:val="0"/>
+          <w:numId w:val="1004"/>
+        </w:numPr>
+        <w:pStyle w:val="Compact"/>
+      </w:pPr>
+      <w:r>
+        <w:t xml:space="preserve">☐ HTTP request</w:t>
+      </w:r>
+    </w:p>
+    <w:p>
+      <w:pPr>
+        <w:numPr>
+          <w:ilvl w:val="0"/>
+          <w:numId w:val="1004"/>
+        </w:numPr>
+        <w:pStyle w:val="Compact"/>
+      </w:pPr>
+      <w:r>
+        <w:t xml:space="preserve">☐ ESP32 route</w:t>
+      </w:r>
+    </w:p>
+    <w:p>
+      <w:pPr>
+        <w:numPr>
+          <w:ilvl w:val="0"/>
+          <w:numId w:val="1004"/>
+        </w:numPr>
+        <w:pStyle w:val="Compact"/>
+      </w:pPr>
+      <w:r>
+        <w:t xml:space="preserve">☐ GPIO / LED</w:t>
       </w:r>
     </w:p>
     <w:p>
@@ -558,7 +624,13 @@
         <w:pStyle w:val="FirstParagraph"/>
       </w:pPr>
       <w:r>
-        <w:t xml:space="preserve">....................................................................................</w:t>
+        <w:t xml:space="preserve">จุดที่พบปัญหา: ______________________</w:t>
+      </w:r>
+      <w:r>
+        <w:br/>
+      </w:r>
+      <w:r>
+        <w:t xml:space="preserve">หลักฐาน: ___________________________</w:t>
       </w:r>
     </w:p>
     <w:p>
@@ -568,23 +640,15 @@
         </w:pict>
       </w:r>
     </w:p>
-    <w:bookmarkEnd w:id="29"/>
-    <w:bookmarkStart w:id="32" w:name="station-c--integration"/>
+    <w:bookmarkEnd w:id="26"/>
+    <w:bookmarkEnd w:id="27"/>
+    <w:bookmarkStart w:id="30" w:name="explore-check-in-ด้วย-mentimeter--4-นาที"/>
     <w:p>
       <w:pPr>
         <w:pStyle w:val="Heading1"/>
       </w:pPr>
       <w:r>
-        <w:t xml:space="preserve">Station C — Integration</w:t>
-      </w:r>
-    </w:p>
-    <w:bookmarkStart w:id="30" w:name="ทดสอบ-end-to-end"/>
-    <w:p>
-      <w:pPr>
-        <w:pStyle w:val="Heading3"/>
-      </w:pPr>
-      <w:r>
-        <w:t xml:space="preserve">ทดสอบ End-to-End</w:t>
+        <w:t xml:space="preserve">Explore Check-in ด้วย Mentimeter — 4 นาที</w:t>
       </w:r>
     </w:p>
     <w:p>
@@ -592,340 +656,197 @@
         <w:pStyle w:val="FirstParagraph"/>
       </w:pPr>
       <w:r>
-        <w:t xml:space="preserve">Hand → __________ → __________ → __________ → Output</w:t>
-      </w:r>
-    </w:p>
-    <w:bookmarkEnd w:id="30"/>
-    <w:bookmarkStart w:id="31" w:name="หาก-led-ไม่ติด-ให้ทดสอบทีละจุด"/>
-    <w:p>
-      <w:pPr>
-        <w:pStyle w:val="Heading3"/>
-      </w:pPr>
-      <w:r>
-        <w:t xml:space="preserve">หาก LED ไม่ติด ให้ทดสอบทีละจุด</w:t>
-      </w:r>
-    </w:p>
-    <w:p>
-      <w:pPr>
-        <w:numPr>
-          <w:ilvl w:val="0"/>
-          <w:numId w:val="1005"/>
-        </w:numPr>
-        <w:pStyle w:val="Compact"/>
-      </w:pPr>
-      <w:r>
-        <w:t xml:space="preserve">☐ Webcam</w:t>
-      </w:r>
-    </w:p>
-    <w:p>
-      <w:pPr>
-        <w:numPr>
-          <w:ilvl w:val="0"/>
-          <w:numId w:val="1005"/>
-        </w:numPr>
-        <w:pStyle w:val="Compact"/>
-      </w:pPr>
-      <w:r>
-        <w:t xml:space="preserve">☐ Prediction</w:t>
-      </w:r>
-    </w:p>
-    <w:p>
-      <w:pPr>
-        <w:numPr>
-          <w:ilvl w:val="0"/>
-          <w:numId w:val="1005"/>
-        </w:numPr>
-        <w:pStyle w:val="Compact"/>
-      </w:pPr>
-      <w:r>
-        <w:t xml:space="preserve">☐ JavaScript condition</w:t>
-      </w:r>
-    </w:p>
-    <w:p>
-      <w:pPr>
-        <w:numPr>
-          <w:ilvl w:val="0"/>
-          <w:numId w:val="1005"/>
-        </w:numPr>
-        <w:pStyle w:val="Compact"/>
-      </w:pPr>
-      <w:r>
-        <w:t xml:space="preserve">☐ HTTP request</w:t>
-      </w:r>
-    </w:p>
-    <w:p>
-      <w:pPr>
-        <w:numPr>
-          <w:ilvl w:val="0"/>
-          <w:numId w:val="1005"/>
-        </w:numPr>
-        <w:pStyle w:val="Compact"/>
-      </w:pPr>
-      <w:r>
-        <w:t xml:space="preserve">☐ ESP32 route</w:t>
-      </w:r>
-    </w:p>
-    <w:p>
-      <w:pPr>
-        <w:numPr>
-          <w:ilvl w:val="0"/>
-          <w:numId w:val="1005"/>
-        </w:numPr>
-        <w:pStyle w:val="Compact"/>
-      </w:pPr>
-      <w:r>
-        <w:t xml:space="preserve">☐ GPIO / LED</w:t>
-      </w:r>
-    </w:p>
-    <w:p>
-      <w:pPr>
-        <w:pStyle w:val="FirstParagraph"/>
-      </w:pPr>
-      <w:r>
-        <w:t xml:space="preserve">จุดที่พบปัญหา: ______________________</w:t>
-      </w:r>
-    </w:p>
-    <w:p>
-      <w:pPr>
-        <w:pStyle w:val="BodyText"/>
-      </w:pPr>
-      <w:r>
-        <w:t xml:space="preserve">หลักฐาน: ___________________________</w:t>
-      </w:r>
-    </w:p>
-    <w:p>
-      <w:r>
-        <w:pict>
-          <v:rect style="width:0;height:1.5pt" o:hralign="center" o:hrstd="t" o:hr="t"/>
-        </w:pict>
-      </w:r>
-    </w:p>
-    <w:bookmarkEnd w:id="31"/>
-    <w:bookmarkEnd w:id="32"/>
-    <w:bookmarkStart w:id="36" w:name="ใบกิจกรรม-3-challenge-debugging"/>
-    <w:p>
-      <w:pPr>
-        <w:pStyle w:val="Heading1"/>
-      </w:pPr>
-      <w:r>
-        <w:t xml:space="preserve">ใบกิจกรรม 3: Challenge Debugging</w:t>
-      </w:r>
-    </w:p>
-    <w:bookmarkStart w:id="33" w:name="before-feedback"/>
-    <w:p>
-      <w:pPr>
-        <w:pStyle w:val="Heading2"/>
-      </w:pPr>
-      <w:r>
-        <w:t xml:space="preserve">BEFORE FEEDBACK</w:t>
-      </w:r>
-    </w:p>
-    <w:p>
-      <w:pPr>
-        <w:pStyle w:val="FirstParagraph"/>
-      </w:pPr>
+        <w:t xml:space="preserve">ให้</w:t>
+      </w:r>
+      <w:r>
+        <w:t xml:space="preserve"> </w:t>
+      </w:r>
       <w:r>
         <w:rPr>
           <w:bCs/>
           <w:b/>
         </w:rPr>
-        <w:t xml:space="preserve">อาการ:</w:t>
+        <w:t xml:space="preserve">Recorder &amp; Presenter</w:t>
       </w:r>
       <w:r>
         <w:t xml:space="preserve"> </w:t>
       </w:r>
       <w:r>
-        <w:t xml:space="preserve">______________________________________</w:t>
-      </w:r>
-    </w:p>
-    <w:p>
-      <w:pPr>
-        <w:pStyle w:val="BodyText"/>
+        <w:t xml:space="preserve">ใช้ 1 เครื่องต่อกลุ่ม เข้า</w:t>
+      </w:r>
+      <w:r>
+        <w:t xml:space="preserve"> </w:t>
+      </w:r>
+      <w:r>
+        <w:rPr>
+          <w:rStyle w:val="VerbatimChar"/>
+        </w:rPr>
+        <w:t xml:space="preserve">menti.com</w:t>
+      </w:r>
+      <w:r>
+        <w:t xml:space="preserve"> </w:t>
+      </w:r>
+      <w:r>
+        <w:t xml:space="preserve">และกรอกรหัสที่ครูแสดงบนจอ</w:t>
+      </w:r>
+    </w:p>
+    <w:bookmarkStart w:id="28" w:name="q1-open-ended"/>
+    <w:p>
+      <w:pPr>
+        <w:pStyle w:val="Heading2"/>
+      </w:pPr>
+      <w:r>
+        <w:t xml:space="preserve">Q1 Open-ended</w:t>
+      </w:r>
+    </w:p>
+    <w:p>
+      <w:pPr>
+        <w:pStyle w:val="FirstParagraph"/>
       </w:pPr>
       <w:r>
         <w:rPr>
           <w:bCs/>
           <w:b/>
         </w:rPr>
-        <w:t xml:space="preserve">สมมติฐาน:</w:t>
-      </w:r>
-      <w:r>
-        <w:t xml:space="preserve"> </w:t>
-      </w:r>
-      <w:r>
-        <w:t xml:space="preserve">___________________________________</w:t>
+        <w:t xml:space="preserve">จากการสำรวจ 3 Stations กลุ่มของคุณพบ “จุดเสี่ยง/ปัญหา/ข้อค้นพบ” ที่สำคัญที่สุดคืออะไร และมีหลักฐานอะไรสนับสนุน?</w:t>
       </w:r>
     </w:p>
     <w:p>
       <w:pPr>
         <w:pStyle w:val="BodyText"/>
+      </w:pPr>
+      <w:r>
+        <w:t xml:space="preserve">รูปแบบคำตอบ:</w:t>
+      </w:r>
+    </w:p>
+    <w:p>
+      <w:pPr>
+        <w:pStyle w:val="BlockText"/>
+      </w:pPr>
+      <w:r>
+        <w:t xml:space="preserve">กลุ่ม ___: พบว่า ____________________</w:t>
+      </w:r>
+      <w:r>
+        <w:br/>
+      </w:r>
+      <w:r>
+        <w:t xml:space="preserve">หลักฐานคือ _________________________</w:t>
+      </w:r>
+    </w:p>
+    <w:bookmarkEnd w:id="28"/>
+    <w:bookmarkStart w:id="29" w:name="q2-multiple-choice"/>
+    <w:p>
+      <w:pPr>
+        <w:pStyle w:val="Heading2"/>
+      </w:pPr>
+      <w:r>
+        <w:t xml:space="preserve">Q2 Multiple Choice</w:t>
+      </w:r>
+    </w:p>
+    <w:p>
+      <w:pPr>
+        <w:pStyle w:val="FirstParagraph"/>
       </w:pPr>
       <w:r>
         <w:rPr>
           <w:bCs/>
           <w:b/>
         </w:rPr>
-        <w:t xml:space="preserve">หลักฐานที่ต้องตรวจ:</w:t>
+        <w:t xml:space="preserve">ถ้า AI ตรวจพบ Hand ถูกต้อง แต่ LED ไม่ติด ควรตรวจสอบส่วนใดก่อน?</w:t>
+      </w:r>
+    </w:p>
+    <w:p>
+      <w:pPr>
+        <w:pStyle w:val="BodyText"/>
+      </w:pPr>
+      <w:r>
+        <w:t xml:space="preserve">A. ข้อมูลฝึกของ Teachable Machine</w:t>
+      </w:r>
+      <w:r>
+        <w:br/>
+      </w:r>
+      <w:r>
+        <w:t xml:space="preserve">B. HTTP Route</w:t>
       </w:r>
       <w:r>
         <w:t xml:space="preserve"> </w:t>
       </w:r>
       <w:r>
-        <w:t xml:space="preserve">__________________________</w:t>
-      </w:r>
-    </w:p>
-    <w:p>
-      <w:pPr>
-        <w:pStyle w:val="BodyText"/>
+        <w:rPr>
+          <w:rStyle w:val="VerbatimChar"/>
+        </w:rPr>
+        <w:t xml:space="preserve">/on</w:t>
+      </w:r>
+      <w:r>
+        <w:t xml:space="preserve"> </w:t>
+      </w:r>
+      <w:r>
+        <w:t xml:space="preserve">/</w:t>
+      </w:r>
+      <w:r>
+        <w:t xml:space="preserve"> </w:t>
+      </w:r>
+      <w:r>
+        <w:rPr>
+          <w:rStyle w:val="VerbatimChar"/>
+        </w:rPr>
+        <w:t xml:space="preserve">/off</w:t>
+      </w:r>
+      <w:r>
+        <w:t xml:space="preserve">,</w:t>
+      </w:r>
+      <w:r>
+        <w:t xml:space="preserve"> </w:t>
+      </w:r>
+      <w:r>
+        <w:rPr>
+          <w:rStyle w:val="VerbatimChar"/>
+        </w:rPr>
+        <w:t xml:space="preserve">fetch</w:t>
+      </w:r>
+      <w:r>
+        <w:t xml:space="preserve"> </w:t>
+      </w:r>
+      <w:r>
+        <w:t xml:space="preserve">และ ESP32 Web Server</w:t>
+      </w:r>
+      <w:r>
+        <w:br/>
+      </w:r>
+      <w:r>
+        <w:t xml:space="preserve">C. สีของ LED</w:t>
+      </w:r>
+      <w:r>
+        <w:br/>
+      </w:r>
+      <w:r>
+        <w:t xml:space="preserve">D. เปลี่ยนสายไฟทั้งหมดทันที</w:t>
+      </w:r>
+    </w:p>
+    <w:p>
+      <w:pPr>
+        <w:pStyle w:val="BlockText"/>
+      </w:pPr>
+      <w:r>
+        <w:t xml:space="preserve">ตอบจากหลักฐานที่สังเกตได้ ไม่ตอบจากการเดา</w:t>
+      </w:r>
+    </w:p>
+    <w:p>
+      <w:pPr>
+        <w:pStyle w:val="FirstParagraph"/>
       </w:pPr>
       <w:r>
         <w:rPr>
           <w:bCs/>
           <w:b/>
         </w:rPr>
-        <w:t xml:space="preserve">การทดสอบที่จะทำก่อน:</w:t>
+        <w:t xml:space="preserve">หมายเหตุ:</w:t>
       </w:r>
       <w:r>
         <w:t xml:space="preserve"> </w:t>
       </w:r>
       <w:r>
-        <w:t xml:space="preserve">________________________</w:t>
-      </w:r>
-    </w:p>
-    <w:p>
-      <w:pPr>
-        <w:pStyle w:val="BodyText"/>
-      </w:pPr>
-      <w:r>
-        <w:rPr>
-          <w:bCs/>
-          <w:b/>
-        </w:rPr>
-        <w:t xml:space="preserve">เหตุผล:</w:t>
-      </w:r>
-      <w:r>
-        <w:t xml:space="preserve"> </w:t>
-      </w:r>
-      <w:r>
-        <w:t xml:space="preserve">______________________________________</w:t>
-      </w:r>
-    </w:p>
-    <w:bookmarkEnd w:id="33"/>
-    <w:bookmarkStart w:id="34" w:name="feedback-จากครูเพื่อน"/>
-    <w:p>
-      <w:pPr>
-        <w:pStyle w:val="Heading2"/>
-      </w:pPr>
-      <w:r>
-        <w:t xml:space="preserve">FEEDBACK จากครู/เพื่อน</w:t>
-      </w:r>
-    </w:p>
-    <w:p>
-      <w:pPr>
-        <w:pStyle w:val="FirstParagraph"/>
-      </w:pPr>
-      <w:r>
-        <w:t xml:space="preserve">....................................................................................</w:t>
-      </w:r>
-    </w:p>
-    <w:bookmarkEnd w:id="34"/>
-    <w:bookmarkStart w:id="35" w:name="after-feedback"/>
-    <w:p>
-      <w:pPr>
-        <w:pStyle w:val="Heading2"/>
-      </w:pPr>
-      <w:r>
-        <w:t xml:space="preserve">AFTER FEEDBACK</w:t>
-      </w:r>
-    </w:p>
-    <w:p>
-      <w:pPr>
-        <w:pStyle w:val="FirstParagraph"/>
-      </w:pPr>
-      <w:r>
-        <w:rPr>
-          <w:bCs/>
-          <w:b/>
-        </w:rPr>
-        <w:t xml:space="preserve">สมมติฐานที่ปรับ:</w:t>
-      </w:r>
-      <w:r>
-        <w:t xml:space="preserve"> </w:t>
-      </w:r>
-      <w:r>
-        <w:t xml:space="preserve">_____________________________</w:t>
-      </w:r>
-    </w:p>
-    <w:p>
-      <w:pPr>
-        <w:pStyle w:val="BodyText"/>
-      </w:pPr>
-      <w:r>
-        <w:rPr>
-          <w:bCs/>
-          <w:b/>
-        </w:rPr>
-        <w:t xml:space="preserve">การทดสอบ:</w:t>
-      </w:r>
-      <w:r>
-        <w:t xml:space="preserve"> </w:t>
-      </w:r>
-      <w:r>
-        <w:t xml:space="preserve">___________________________________</w:t>
-      </w:r>
-    </w:p>
-    <w:p>
-      <w:pPr>
-        <w:pStyle w:val="BodyText"/>
-      </w:pPr>
-      <w:r>
-        <w:rPr>
-          <w:bCs/>
-          <w:b/>
-        </w:rPr>
-        <w:t xml:space="preserve">ผล:</w:t>
-      </w:r>
-      <w:r>
-        <w:t xml:space="preserve"> </w:t>
-      </w:r>
-      <w:r>
-        <w:t xml:space="preserve">_________________________________________</w:t>
-      </w:r>
-    </w:p>
-    <w:p>
-      <w:pPr>
-        <w:pStyle w:val="BodyText"/>
-      </w:pPr>
-      <w:r>
-        <w:rPr>
-          <w:bCs/>
-          <w:b/>
-        </w:rPr>
-        <w:t xml:space="preserve">วิธีแก้ไข:</w:t>
-      </w:r>
-      <w:r>
-        <w:t xml:space="preserve"> </w:t>
-      </w:r>
-      <w:r>
-        <w:t xml:space="preserve">____________________________________</w:t>
-      </w:r>
-    </w:p>
-    <w:p>
-      <w:pPr>
-        <w:pStyle w:val="BodyText"/>
-      </w:pPr>
-      <w:r>
-        <w:rPr>
-          <w:bCs/>
-          <w:b/>
-        </w:rPr>
-        <w:t xml:space="preserve">สิ่งที่เรียนรู้จากความผิดพลาด:</w:t>
-      </w:r>
-      <w:r>
-        <w:t xml:space="preserve"> </w:t>
-      </w:r>
-      <w:r>
-        <w:t xml:space="preserve">__________________</w:t>
+        <w:t xml:space="preserve">ผล Mentimeter เป็นข้อมูลสำหรับอภิปรายใน Explain ไม่คิดคะแนนแยก</w:t>
       </w:r>
     </w:p>
     <w:p>
@@ -935,24 +856,179 @@
         </w:pict>
       </w:r>
     </w:p>
+    <w:bookmarkEnd w:id="29"/>
+    <w:bookmarkEnd w:id="30"/>
+    <w:bookmarkStart w:id="34" w:name="ใบกิจกรรม-3-challenge-debugging"/>
+    <w:p>
+      <w:pPr>
+        <w:pStyle w:val="Heading1"/>
+      </w:pPr>
+      <w:r>
+        <w:t xml:space="preserve">ใบกิจกรรม 3: Challenge Debugging</w:t>
+      </w:r>
+    </w:p>
+    <w:bookmarkStart w:id="31" w:name="before-feedback"/>
+    <w:p>
+      <w:pPr>
+        <w:pStyle w:val="Heading2"/>
+      </w:pPr>
+      <w:r>
+        <w:t xml:space="preserve">BEFORE FEEDBACK</w:t>
+      </w:r>
+    </w:p>
+    <w:p>
+      <w:pPr>
+        <w:pStyle w:val="FirstParagraph"/>
+      </w:pPr>
+      <w:r>
+        <w:t xml:space="preserve">อาการ: ______________________________________</w:t>
+      </w:r>
+      <w:r>
+        <w:br/>
+      </w:r>
+      <w:r>
+        <w:t xml:space="preserve">สมมติฐาน: ___________________________________</w:t>
+      </w:r>
+      <w:r>
+        <w:br/>
+      </w:r>
+      <w:r>
+        <w:t xml:space="preserve">หลักฐานที่ต้องตรวจ: __________________________</w:t>
+      </w:r>
+      <w:r>
+        <w:br/>
+      </w:r>
+      <w:r>
+        <w:t xml:space="preserve">การทดสอบที่จะทำก่อน: ________________________</w:t>
+      </w:r>
+      <w:r>
+        <w:br/>
+      </w:r>
+      <w:r>
+        <w:t xml:space="preserve">เหตุผล: ______________________________________</w:t>
+      </w:r>
+    </w:p>
+    <w:bookmarkEnd w:id="31"/>
+    <w:bookmarkStart w:id="32" w:name="feedback-จากครูเพื่อน"/>
+    <w:p>
+      <w:pPr>
+        <w:pStyle w:val="Heading2"/>
+      </w:pPr>
+      <w:r>
+        <w:t xml:space="preserve">FEEDBACK จากครู/เพื่อน</w:t>
+      </w:r>
+    </w:p>
+    <w:p>
+      <w:pPr>
+        <w:pStyle w:val="FirstParagraph"/>
+      </w:pPr>
+      <w:r>
+        <w:t xml:space="preserve">....................................................................................</w:t>
+      </w:r>
+    </w:p>
+    <w:bookmarkEnd w:id="32"/>
+    <w:bookmarkStart w:id="33" w:name="after-feedback"/>
+    <w:p>
+      <w:pPr>
+        <w:pStyle w:val="Heading2"/>
+      </w:pPr>
+      <w:r>
+        <w:t xml:space="preserve">AFTER FEEDBACK</w:t>
+      </w:r>
+    </w:p>
+    <w:p>
+      <w:pPr>
+        <w:pStyle w:val="FirstParagraph"/>
+      </w:pPr>
+      <w:r>
+        <w:t xml:space="preserve">สมมติฐานที่ปรับ: _____________________________</w:t>
+      </w:r>
+      <w:r>
+        <w:br/>
+      </w:r>
+      <w:r>
+        <w:t xml:space="preserve">การทดสอบ: ___________________________________</w:t>
+      </w:r>
+      <w:r>
+        <w:br/>
+      </w:r>
+      <w:r>
+        <w:t xml:space="preserve">ผล: _________________________________________</w:t>
+      </w:r>
+      <w:r>
+        <w:br/>
+      </w:r>
+      <w:r>
+        <w:t xml:space="preserve">วิธีแก้ไข: ____________________________________</w:t>
+      </w:r>
+      <w:r>
+        <w:br/>
+      </w:r>
+      <w:r>
+        <w:t xml:space="preserve">สิ่งที่เรียนรู้จากความผิดพลาด: __________________</w:t>
+      </w:r>
+    </w:p>
+    <w:p>
+      <w:r>
+        <w:pict>
+          <v:rect style="width:0;height:1.5pt" o:hralign="center" o:hrstd="t" o:hr="t"/>
+        </w:pict>
+      </w:r>
+    </w:p>
+    <w:bookmarkEnd w:id="33"/>
+    <w:bookmarkEnd w:id="34"/>
+    <w:bookmarkStart w:id="39" w:name="challenge-cards"/>
+    <w:p>
+      <w:pPr>
+        <w:pStyle w:val="Heading1"/>
+      </w:pPr>
+      <w:r>
+        <w:t xml:space="preserve">Challenge Cards</w:t>
+      </w:r>
+    </w:p>
+    <w:bookmarkStart w:id="35" w:name="c1--ai-พบ-hand-แต่-led-ไม่ติด"/>
+    <w:p>
+      <w:pPr>
+        <w:pStyle w:val="Heading3"/>
+      </w:pPr>
+      <w:r>
+        <w:t xml:space="preserve">C1 — AI พบ Hand แต่ LED ไม่ติด</w:t>
+      </w:r>
+    </w:p>
+    <w:p>
+      <w:pPr>
+        <w:pStyle w:val="FirstParagraph"/>
+      </w:pPr>
+      <w:r>
+        <w:t xml:space="preserve">ห้ามสรุปทันทีว่า “LED เสีย” ต้องระบุลำดับการทดสอบและหลักฐาน</w:t>
+      </w:r>
+    </w:p>
     <w:bookmarkEnd w:id="35"/>
+    <w:bookmarkStart w:id="36" w:name="c2--webcam-เปิดไม่ได้"/>
+    <w:p>
+      <w:pPr>
+        <w:pStyle w:val="Heading3"/>
+      </w:pPr>
+      <w:r>
+        <w:t xml:space="preserve">C2 — Webcam เปิดไม่ได้</w:t>
+      </w:r>
+    </w:p>
+    <w:p>
+      <w:pPr>
+        <w:pStyle w:val="FirstParagraph"/>
+      </w:pPr>
+      <w:r>
+        <w:t xml:space="preserve">ระบุอย่างน้อย 3 จุดที่ควรตรวจ โดยเรียงลำดับก่อน–หลัง</w:t>
+      </w:r>
+    </w:p>
     <w:bookmarkEnd w:id="36"/>
-    <w:bookmarkStart w:id="41" w:name="challenge-cards"/>
-    <w:p>
-      <w:pPr>
-        <w:pStyle w:val="Heading1"/>
-      </w:pPr>
-      <w:r>
-        <w:t xml:space="preserve">Challenge Cards</w:t>
-      </w:r>
-    </w:p>
-    <w:bookmarkStart w:id="37" w:name="c1--ai-พบ-hand-แต่-led-ไม่ติด"/>
+    <w:bookmarkStart w:id="37" w:name="c3--prediction-สลับ-handno-hand-บ่อย"/>
     <w:p>
       <w:pPr>
         <w:pStyle w:val="Heading3"/>
       </w:pPr>
       <w:r>
-        <w:t xml:space="preserve">C1 — AI พบ Hand แต่ LED ไม่ติด</w:t>
+        <w:t xml:space="preserve">C3 — Prediction สลับ Hand/No Hand บ่อย</w:t>
       </w:r>
     </w:p>
     <w:p>
@@ -960,47 +1036,11 @@
         <w:pStyle w:val="FirstParagraph"/>
       </w:pPr>
       <w:r>
-        <w:t xml:space="preserve">ห้ามตอบทันทีว่า “LED เสีย” ต้องระบุลำดับการทดสอบและหลักฐาน</w:t>
+        <w:t xml:space="preserve">เสนอวิธีปรับปรุงทั้งข้อมูลฝึกและ Logic</w:t>
       </w:r>
     </w:p>
     <w:bookmarkEnd w:id="37"/>
-    <w:bookmarkStart w:id="38" w:name="c2--webcam-เปิดไม่ได้"/>
-    <w:p>
-      <w:pPr>
-        <w:pStyle w:val="Heading3"/>
-      </w:pPr>
-      <w:r>
-        <w:t xml:space="preserve">C2 — Webcam เปิดไม่ได้</w:t>
-      </w:r>
-    </w:p>
-    <w:p>
-      <w:pPr>
-        <w:pStyle w:val="FirstParagraph"/>
-      </w:pPr>
-      <w:r>
-        <w:t xml:space="preserve">ให้ระบุอย่างน้อย 3 จุดที่ควรตรวจ โดยเรียงลำดับก่อน–หลัง</w:t>
-      </w:r>
-    </w:p>
-    <w:bookmarkEnd w:id="38"/>
-    <w:bookmarkStart w:id="39" w:name="c3--prediction-สลับ-handno-hand-บ่อย"/>
-    <w:p>
-      <w:pPr>
-        <w:pStyle w:val="Heading3"/>
-      </w:pPr>
-      <w:r>
-        <w:t xml:space="preserve">C3 — Prediction สลับ Hand/No Hand บ่อย</w:t>
-      </w:r>
-    </w:p>
-    <w:p>
-      <w:pPr>
-        <w:pStyle w:val="FirstParagraph"/>
-      </w:pPr>
-      <w:r>
-        <w:t xml:space="preserve">ให้เสนอวิธีปรับปรุงทั้งด้านข้อมูลฝึกและด้าน Logic</w:t>
-      </w:r>
-    </w:p>
-    <w:bookmarkEnd w:id="39"/>
-    <w:bookmarkStart w:id="40" w:name="Xfae7e380dc8af2ed68f74098de25c11c22f0793"/>
+    <w:bookmarkStart w:id="38" w:name="Xfae7e380dc8af2ed68f74098de25c11c22f0793"/>
     <w:p>
       <w:pPr>
         <w:pStyle w:val="Heading3"/>
@@ -1029,7 +1069,7 @@
         <w:pStyle w:val="FirstParagraph"/>
       </w:pPr>
       <w:r>
-        <w:t xml:space="preserve">ให้แยกส่วนที่ “ยืนยันว่าทำงานแล้ว” กับส่วนที่ “ยังต้องตรวจ”</w:t>
+        <w:t xml:space="preserve">แยกส่วนที่ “ยืนยันว่าทำงานแล้ว” กับส่วนที่ “ยังต้องตรวจ”</w:t>
       </w:r>
     </w:p>
     <w:p>
@@ -1039,9 +1079,9 @@
         </w:pict>
       </w:r>
     </w:p>
-    <w:bookmarkEnd w:id="40"/>
-    <w:bookmarkEnd w:id="41"/>
-    <w:bookmarkStart w:id="43" w:name="ใบกิจกรรม-4-application-design-card"/>
+    <w:bookmarkEnd w:id="38"/>
+    <w:bookmarkEnd w:id="39"/>
+    <w:bookmarkStart w:id="40" w:name="ใบกิจกรรม-4-application-design-card"/>
     <w:p>
       <w:pPr>
         <w:pStyle w:val="Heading1"/>
@@ -1050,35 +1090,19 @@
         <w:t xml:space="preserve">ใบกิจกรรม 4: Application Design Card</w:t>
       </w:r>
     </w:p>
-    <w:bookmarkStart w:id="42" w:name="จากต้นแบบสู่ชีวิตจริง"/>
-    <w:p>
-      <w:pPr>
-        <w:pStyle w:val="Heading2"/>
-      </w:pPr>
-      <w:r>
-        <w:t xml:space="preserve">จากต้นแบบสู่ชีวิตจริง</w:t>
-      </w:r>
-    </w:p>
-    <w:p>
-      <w:pPr>
-        <w:numPr>
-          <w:ilvl w:val="0"/>
-          <w:numId w:val="1006"/>
-        </w:numPr>
-        <w:pStyle w:val="Compact"/>
-      </w:pPr>
-      <w:r>
-        <w:rPr>
-          <w:bCs/>
-          <w:b/>
-        </w:rPr>
-        <w:t xml:space="preserve">ปัญหาชีวิตจริงที่กลุ่มต้องการแก้</w:t>
-      </w:r>
-    </w:p>
-    <w:p>
-      <w:pPr>
-        <w:pStyle w:val="FirstParagraph"/>
-      </w:pPr>
+    <w:p>
+      <w:pPr>
+        <w:numPr>
+          <w:ilvl w:val="0"/>
+          <w:numId w:val="1005"/>
+        </w:numPr>
+      </w:pPr>
+      <w:r>
+        <w:t xml:space="preserve">ปัญหาชีวิตจริงที่ต้องการแก้</w:t>
+      </w:r>
+      <w:r>
+        <w:br/>
+      </w:r>
       <w:r>
         <w:t xml:space="preserve">....................................................................................</w:t>
       </w:r>
@@ -1087,22 +1111,15 @@
       <w:pPr>
         <w:numPr>
           <w:ilvl w:val="0"/>
-          <w:numId w:val="1007"/>
-        </w:numPr>
-        <w:pStyle w:val="Compact"/>
-      </w:pPr>
-      <w:r>
-        <w:rPr>
-          <w:bCs/>
-          <w:b/>
-        </w:rPr>
+          <w:numId w:val="1005"/>
+        </w:numPr>
+      </w:pPr>
+      <w:r>
         <w:t xml:space="preserve">ผู้ใช้งาน/ผู้ได้รับประโยชน์</w:t>
       </w:r>
-    </w:p>
-    <w:p>
-      <w:pPr>
-        <w:pStyle w:val="FirstParagraph"/>
-      </w:pPr>
+      <w:r>
+        <w:br/>
+      </w:r>
       <w:r>
         <w:t xml:space="preserve">....................................................................................</w:t>
       </w:r>
@@ -1111,22 +1128,15 @@
       <w:pPr>
         <w:numPr>
           <w:ilvl w:val="0"/>
-          <w:numId w:val="1008"/>
-        </w:numPr>
-        <w:pStyle w:val="Compact"/>
-      </w:pPr>
-      <w:r>
-        <w:rPr>
-          <w:bCs/>
-          <w:b/>
-        </w:rPr>
+          <w:numId w:val="1005"/>
+        </w:numPr>
+      </w:pPr>
+      <w:r>
         <w:t xml:space="preserve">Input</w:t>
       </w:r>
-    </w:p>
-    <w:p>
-      <w:pPr>
-        <w:pStyle w:val="FirstParagraph"/>
-      </w:pPr>
+      <w:r>
+        <w:br/>
+      </w:r>
       <w:r>
         <w:t xml:space="preserve">....................................................................................</w:t>
       </w:r>
@@ -1135,22 +1145,15 @@
       <w:pPr>
         <w:numPr>
           <w:ilvl w:val="0"/>
-          <w:numId w:val="1009"/>
-        </w:numPr>
-        <w:pStyle w:val="Compact"/>
-      </w:pPr>
-      <w:r>
-        <w:rPr>
-          <w:bCs/>
-          <w:b/>
-        </w:rPr>
+          <w:numId w:val="1005"/>
+        </w:numPr>
+      </w:pPr>
+      <w:r>
         <w:t xml:space="preserve">Process</w:t>
       </w:r>
-    </w:p>
-    <w:p>
-      <w:pPr>
-        <w:pStyle w:val="FirstParagraph"/>
-      </w:pPr>
+      <w:r>
+        <w:br/>
+      </w:r>
       <w:r>
         <w:t xml:space="preserve">....................................................................................</w:t>
       </w:r>
@@ -1159,22 +1162,15 @@
       <w:pPr>
         <w:numPr>
           <w:ilvl w:val="0"/>
-          <w:numId w:val="1010"/>
-        </w:numPr>
-        <w:pStyle w:val="Compact"/>
-      </w:pPr>
-      <w:r>
-        <w:rPr>
-          <w:bCs/>
-          <w:b/>
-        </w:rPr>
+          <w:numId w:val="1005"/>
+        </w:numPr>
+      </w:pPr>
+      <w:r>
         <w:t xml:space="preserve">Output</w:t>
       </w:r>
-    </w:p>
-    <w:p>
-      <w:pPr>
-        <w:pStyle w:val="FirstParagraph"/>
-      </w:pPr>
+      <w:r>
+        <w:br/>
+      </w:r>
       <w:r>
         <w:t xml:space="preserve">....................................................................................</w:t>
       </w:r>
@@ -1183,22 +1179,15 @@
       <w:pPr>
         <w:numPr>
           <w:ilvl w:val="0"/>
-          <w:numId w:val="1011"/>
-        </w:numPr>
-        <w:pStyle w:val="Compact"/>
-      </w:pPr>
-      <w:r>
-        <w:rPr>
-          <w:bCs/>
-          <w:b/>
-        </w:rPr>
-        <w:t xml:space="preserve">ต้องเปลี่ยนหรือเพิ่มอะไรจากต้นแบบ Hand → LED</w:t>
-      </w:r>
-    </w:p>
-    <w:p>
-      <w:pPr>
-        <w:pStyle w:val="FirstParagraph"/>
-      </w:pPr>
+          <w:numId w:val="1005"/>
+        </w:numPr>
+      </w:pPr>
+      <w:r>
+        <w:t xml:space="preserve">ต้องเปลี่ยนหรือเพิ่มอะไรจาก Hand → LED</w:t>
+      </w:r>
+      <w:r>
+        <w:br/>
+      </w:r>
       <w:r>
         <w:t xml:space="preserve">....................................................................................</w:t>
       </w:r>
@@ -1207,22 +1196,15 @@
       <w:pPr>
         <w:numPr>
           <w:ilvl w:val="0"/>
-          <w:numId w:val="1012"/>
-        </w:numPr>
-        <w:pStyle w:val="Compact"/>
-      </w:pPr>
-      <w:r>
-        <w:rPr>
-          <w:bCs/>
-          <w:b/>
-        </w:rPr>
+          <w:numId w:val="1005"/>
+        </w:numPr>
+      </w:pPr>
+      <w:r>
         <w:t xml:space="preserve">ความเสี่ยง/ข้อควรระวัง</w:t>
       </w:r>
-    </w:p>
-    <w:p>
-      <w:pPr>
-        <w:pStyle w:val="FirstParagraph"/>
-      </w:pPr>
+      <w:r>
+        <w:br/>
+      </w:r>
       <w:r>
         <w:t xml:space="preserve">....................................................................................</w:t>
       </w:r>
@@ -1231,22 +1213,15 @@
       <w:pPr>
         <w:numPr>
           <w:ilvl w:val="0"/>
-          <w:numId w:val="1013"/>
-        </w:numPr>
-        <w:pStyle w:val="Compact"/>
-      </w:pPr>
-      <w:r>
-        <w:rPr>
-          <w:bCs/>
-          <w:b/>
-        </w:rPr>
-        <w:t xml:space="preserve">วิธีทดสอบว่าระบบที่ออกแบบแก้ปัญหาได้จริง</w:t>
-      </w:r>
-    </w:p>
-    <w:p>
-      <w:pPr>
-        <w:pStyle w:val="FirstParagraph"/>
-      </w:pPr>
+          <w:numId w:val="1005"/>
+        </w:numPr>
+      </w:pPr>
+      <w:r>
+        <w:t xml:space="preserve">วิธีทดสอบว่าระบบแก้ปัญหาได้จริง</w:t>
+      </w:r>
+      <w:r>
+        <w:br/>
+      </w:r>
       <w:r>
         <w:t xml:space="preserve">....................................................................................</w:t>
       </w:r>
@@ -1258,9 +1233,8 @@
         </w:pict>
       </w:r>
     </w:p>
-    <w:bookmarkEnd w:id="42"/>
-    <w:bookmarkEnd w:id="43"/>
-    <w:bookmarkStart w:id="44" w:name="peer-teaching-checklist"/>
+    <w:bookmarkEnd w:id="40"/>
+    <w:bookmarkStart w:id="41" w:name="peer-teaching-checklist"/>
     <w:p>
       <w:pPr>
         <w:pStyle w:val="Heading1"/>
@@ -1274,14 +1248,14 @@
         <w:pStyle w:val="FirstParagraph"/>
       </w:pPr>
       <w:r>
-        <w:t xml:space="preserve">สมาชิกทุกคนควรอธิบายได้</w:t>
-      </w:r>
-    </w:p>
-    <w:p>
-      <w:pPr>
-        <w:numPr>
-          <w:ilvl w:val="0"/>
-          <w:numId w:val="1014"/>
+        <w:t xml:space="preserve">สมาชิกทุกคนควรอธิบายได้:</w:t>
+      </w:r>
+    </w:p>
+    <w:p>
+      <w:pPr>
+        <w:numPr>
+          <w:ilvl w:val="0"/>
+          <w:numId w:val="1006"/>
         </w:numPr>
         <w:pStyle w:val="Compact"/>
       </w:pPr>
@@ -1293,7 +1267,7 @@
       <w:pPr>
         <w:numPr>
           <w:ilvl w:val="0"/>
-          <w:numId w:val="1014"/>
+          <w:numId w:val="1006"/>
         </w:numPr>
         <w:pStyle w:val="Compact"/>
       </w:pPr>
@@ -1305,7 +1279,7 @@
       <w:pPr>
         <w:numPr>
           <w:ilvl w:val="0"/>
-          <w:numId w:val="1014"/>
+          <w:numId w:val="1006"/>
         </w:numPr>
         <w:pStyle w:val="Compact"/>
       </w:pPr>
@@ -1317,24 +1291,36 @@
       <w:pPr>
         <w:numPr>
           <w:ilvl w:val="0"/>
-          <w:numId w:val="1014"/>
-        </w:numPr>
-        <w:pStyle w:val="Compact"/>
-      </w:pPr>
-      <w:r>
-        <w:t xml:space="preserve">☐ วิธีตรวจปัญหาแบบทีละส่วน</w:t>
-      </w:r>
-    </w:p>
-    <w:p>
-      <w:pPr>
-        <w:numPr>
-          <w:ilvl w:val="0"/>
-          <w:numId w:val="1014"/>
-        </w:numPr>
-        <w:pStyle w:val="Compact"/>
-      </w:pPr>
-      <w:r>
-        <w:t xml:space="preserve">☐ ต้นแบบนำไปใช้กับปัญหาใดได้</w:t>
+          <w:numId w:val="1006"/>
+        </w:numPr>
+        <w:pStyle w:val="Compact"/>
+      </w:pPr>
+      <w:r>
+        <w:t xml:space="preserve">☐ หลักฐานใดใช้ตัดสาเหตุออก</w:t>
+      </w:r>
+    </w:p>
+    <w:p>
+      <w:pPr>
+        <w:numPr>
+          <w:ilvl w:val="0"/>
+          <w:numId w:val="1006"/>
+        </w:numPr>
+        <w:pStyle w:val="Compact"/>
+      </w:pPr>
+      <w:r>
+        <w:t xml:space="preserve">☐ วิธี Debug แบบทีละส่วน</w:t>
+      </w:r>
+    </w:p>
+    <w:p>
+      <w:pPr>
+        <w:numPr>
+          <w:ilvl w:val="0"/>
+          <w:numId w:val="1006"/>
+        </w:numPr>
+        <w:pStyle w:val="Compact"/>
+      </w:pPr>
+      <w:r>
+        <w:t xml:space="preserve">☐ ต้นแบบนำไปใช้แก้ปัญหาใดได้</w:t>
       </w:r>
     </w:p>
     <w:p>
@@ -1344,8 +1330,8 @@
         </w:pict>
       </w:r>
     </w:p>
-    <w:bookmarkEnd w:id="44"/>
-    <w:bookmarkStart w:id="45" w:name="exit-reflection"/>
+    <w:bookmarkEnd w:id="41"/>
+    <w:bookmarkStart w:id="42" w:name="exit-reflection"/>
     <w:p>
       <w:pPr>
         <w:pStyle w:val="Heading1"/>
@@ -1356,17 +1342,9 @@
     </w:p>
     <w:p>
       <w:pPr>
-        <w:pStyle w:val="FirstParagraph"/>
-      </w:pPr>
-      <w:r>
-        <w:t xml:space="preserve">เขียนสั้น ๆ</w:t>
-      </w:r>
-    </w:p>
-    <w:p>
-      <w:pPr>
-        <w:numPr>
-          <w:ilvl w:val="0"/>
-          <w:numId w:val="1015"/>
+        <w:numPr>
+          <w:ilvl w:val="0"/>
+          <w:numId w:val="1007"/>
         </w:numPr>
         <w:pStyle w:val="Compact"/>
       </w:pPr>
@@ -1378,19 +1356,31 @@
       <w:pPr>
         <w:numPr>
           <w:ilvl w:val="0"/>
-          <w:numId w:val="1015"/>
-        </w:numPr>
-        <w:pStyle w:val="Compact"/>
-      </w:pPr>
-      <w:r>
-        <w:t xml:space="preserve">หลังทดลองฉันเข้าใจว่า _______________________________</w:t>
-      </w:r>
-    </w:p>
-    <w:p>
-      <w:pPr>
-        <w:numPr>
-          <w:ilvl w:val="0"/>
-          <w:numId w:val="1015"/>
+          <w:numId w:val="1007"/>
+        </w:numPr>
+        <w:pStyle w:val="Compact"/>
+      </w:pPr>
+      <w:r>
+        <w:t xml:space="preserve">หลังสำรวจและอภิปรายฉันเข้าใจว่า _______________________</w:t>
+      </w:r>
+    </w:p>
+    <w:p>
+      <w:pPr>
+        <w:numPr>
+          <w:ilvl w:val="0"/>
+          <w:numId w:val="1007"/>
+        </w:numPr>
+        <w:pStyle w:val="Compact"/>
+      </w:pPr>
+      <w:r>
+        <w:t xml:space="preserve">คำตอบ/หลักฐานจาก Mentimeter ที่ทำให้ฉันคิดต่อคือ __________</w:t>
+      </w:r>
+    </w:p>
+    <w:p>
+      <w:pPr>
+        <w:numPr>
+          <w:ilvl w:val="0"/>
+          <w:numId w:val="1007"/>
         </w:numPr>
         <w:pStyle w:val="Compact"/>
       </w:pPr>
@@ -1402,7 +1392,7 @@
       <w:pPr>
         <w:numPr>
           <w:ilvl w:val="0"/>
-          <w:numId w:val="1015"/>
+          <w:numId w:val="1007"/>
         </w:numPr>
         <w:pStyle w:val="Compact"/>
       </w:pPr>
@@ -1410,7 +1400,7 @@
         <w:t xml:space="preserve">ถ้าพัฒนาต่อ ฉันอยากสร้างระบบ _________________________</w:t>
       </w:r>
     </w:p>
-    <w:bookmarkEnd w:id="45"/>
+    <w:bookmarkEnd w:id="42"/>
     <w:sectPr/>
   </w:body>
 </w:document>
@@ -1678,601 +1668,6 @@
       </w:pPr>
     </w:lvl>
   </w:abstractNum>
-  <w:abstractNum w:abstractNumId="99414">
-    <w:nsid w:val="A99414"/>
-    <w:multiLevelType w:val="multilevel"/>
-    <w:lvl w:ilvl="0">
-      <w:start w:val="4"/>
-      <w:numFmt w:val="decimal"/>
-      <w:lvlText w:val="%1."/>
-      <w:lvlJc w:val="left"/>
-      <w:pPr>
-        <w:ind w:left="720" w:hanging="480"/>
-      </w:pPr>
-    </w:lvl>
-    <w:lvl w:ilvl="1">
-      <w:start w:val="4"/>
-      <w:numFmt w:val="decimal"/>
-      <w:lvlText w:val="%2."/>
-      <w:lvlJc w:val="left"/>
-      <w:pPr>
-        <w:ind w:left="1440" w:hanging="480"/>
-      </w:pPr>
-    </w:lvl>
-    <w:lvl w:ilvl="2">
-      <w:start w:val="4"/>
-      <w:numFmt w:val="decimal"/>
-      <w:lvlText w:val="%3."/>
-      <w:lvlJc w:val="left"/>
-      <w:pPr>
-        <w:ind w:left="2160" w:hanging="480"/>
-      </w:pPr>
-    </w:lvl>
-    <w:lvl w:ilvl="3">
-      <w:start w:val="4"/>
-      <w:numFmt w:val="decimal"/>
-      <w:lvlText w:val="%4."/>
-      <w:lvlJc w:val="left"/>
-      <w:pPr>
-        <w:ind w:left="2880" w:hanging="480"/>
-      </w:pPr>
-    </w:lvl>
-    <w:lvl w:ilvl="4">
-      <w:start w:val="4"/>
-      <w:numFmt w:val="decimal"/>
-      <w:lvlText w:val="%5."/>
-      <w:lvlJc w:val="left"/>
-      <w:pPr>
-        <w:ind w:left="3600" w:hanging="480"/>
-      </w:pPr>
-    </w:lvl>
-    <w:lvl w:ilvl="5">
-      <w:start w:val="4"/>
-      <w:numFmt w:val="decimal"/>
-      <w:lvlText w:val="%6."/>
-      <w:lvlJc w:val="left"/>
-      <w:pPr>
-        <w:ind w:left="4320" w:hanging="480"/>
-      </w:pPr>
-    </w:lvl>
-    <w:lvl w:ilvl="6">
-      <w:start w:val="4"/>
-      <w:numFmt w:val="decimal"/>
-      <w:lvlText w:val="%7."/>
-      <w:lvlJc w:val="left"/>
-      <w:pPr>
-        <w:ind w:left="5040" w:hanging="480"/>
-      </w:pPr>
-    </w:lvl>
-    <w:lvl w:ilvl="7">
-      <w:start w:val="4"/>
-      <w:numFmt w:val="decimal"/>
-      <w:lvlText w:val="%8."/>
-      <w:lvlJc w:val="left"/>
-      <w:pPr>
-        <w:ind w:left="5760" w:hanging="480"/>
-      </w:pPr>
-    </w:lvl>
-    <w:lvl w:ilvl="8">
-      <w:start w:val="4"/>
-      <w:numFmt w:val="decimal"/>
-      <w:lvlText w:val="%9."/>
-      <w:lvlJc w:val="left"/>
-      <w:pPr>
-        <w:ind w:left="6480" w:hanging="480"/>
-      </w:pPr>
-    </w:lvl>
-  </w:abstractNum>
-  <w:abstractNum w:abstractNumId="99412">
-    <w:nsid w:val="A99412"/>
-    <w:multiLevelType w:val="multilevel"/>
-    <w:lvl w:ilvl="0">
-      <w:start w:val="2"/>
-      <w:numFmt w:val="decimal"/>
-      <w:lvlText w:val="%1."/>
-      <w:lvlJc w:val="left"/>
-      <w:pPr>
-        <w:ind w:left="720" w:hanging="480"/>
-      </w:pPr>
-    </w:lvl>
-    <w:lvl w:ilvl="1">
-      <w:start w:val="2"/>
-      <w:numFmt w:val="decimal"/>
-      <w:lvlText w:val="%2."/>
-      <w:lvlJc w:val="left"/>
-      <w:pPr>
-        <w:ind w:left="1440" w:hanging="480"/>
-      </w:pPr>
-    </w:lvl>
-    <w:lvl w:ilvl="2">
-      <w:start w:val="2"/>
-      <w:numFmt w:val="decimal"/>
-      <w:lvlText w:val="%3."/>
-      <w:lvlJc w:val="left"/>
-      <w:pPr>
-        <w:ind w:left="2160" w:hanging="480"/>
-      </w:pPr>
-    </w:lvl>
-    <w:lvl w:ilvl="3">
-      <w:start w:val="2"/>
-      <w:numFmt w:val="decimal"/>
-      <w:lvlText w:val="%4."/>
-      <w:lvlJc w:val="left"/>
-      <w:pPr>
-        <w:ind w:left="2880" w:hanging="480"/>
-      </w:pPr>
-    </w:lvl>
-    <w:lvl w:ilvl="4">
-      <w:start w:val="2"/>
-      <w:numFmt w:val="decimal"/>
-      <w:lvlText w:val="%5."/>
-      <w:lvlJc w:val="left"/>
-      <w:pPr>
-        <w:ind w:left="3600" w:hanging="480"/>
-      </w:pPr>
-    </w:lvl>
-    <w:lvl w:ilvl="5">
-      <w:start w:val="2"/>
-      <w:numFmt w:val="decimal"/>
-      <w:lvlText w:val="%6."/>
-      <w:lvlJc w:val="left"/>
-      <w:pPr>
-        <w:ind w:left="4320" w:hanging="480"/>
-      </w:pPr>
-    </w:lvl>
-    <w:lvl w:ilvl="6">
-      <w:start w:val="2"/>
-      <w:numFmt w:val="decimal"/>
-      <w:lvlText w:val="%7."/>
-      <w:lvlJc w:val="left"/>
-      <w:pPr>
-        <w:ind w:left="5040" w:hanging="480"/>
-      </w:pPr>
-    </w:lvl>
-    <w:lvl w:ilvl="7">
-      <w:start w:val="2"/>
-      <w:numFmt w:val="decimal"/>
-      <w:lvlText w:val="%8."/>
-      <w:lvlJc w:val="left"/>
-      <w:pPr>
-        <w:ind w:left="5760" w:hanging="480"/>
-      </w:pPr>
-    </w:lvl>
-    <w:lvl w:ilvl="8">
-      <w:start w:val="2"/>
-      <w:numFmt w:val="decimal"/>
-      <w:lvlText w:val="%9."/>
-      <w:lvlJc w:val="left"/>
-      <w:pPr>
-        <w:ind w:left="6480" w:hanging="480"/>
-      </w:pPr>
-    </w:lvl>
-  </w:abstractNum>
-  <w:abstractNum w:abstractNumId="99413">
-    <w:nsid w:val="A99413"/>
-    <w:multiLevelType w:val="multilevel"/>
-    <w:lvl w:ilvl="0">
-      <w:start w:val="3"/>
-      <w:numFmt w:val="decimal"/>
-      <w:lvlText w:val="%1."/>
-      <w:lvlJc w:val="left"/>
-      <w:pPr>
-        <w:ind w:left="720" w:hanging="480"/>
-      </w:pPr>
-    </w:lvl>
-    <w:lvl w:ilvl="1">
-      <w:start w:val="3"/>
-      <w:numFmt w:val="decimal"/>
-      <w:lvlText w:val="%2."/>
-      <w:lvlJc w:val="left"/>
-      <w:pPr>
-        <w:ind w:left="1440" w:hanging="480"/>
-      </w:pPr>
-    </w:lvl>
-    <w:lvl w:ilvl="2">
-      <w:start w:val="3"/>
-      <w:numFmt w:val="decimal"/>
-      <w:lvlText w:val="%3."/>
-      <w:lvlJc w:val="left"/>
-      <w:pPr>
-        <w:ind w:left="2160" w:hanging="480"/>
-      </w:pPr>
-    </w:lvl>
-    <w:lvl w:ilvl="3">
-      <w:start w:val="3"/>
-      <w:numFmt w:val="decimal"/>
-      <w:lvlText w:val="%4."/>
-      <w:lvlJc w:val="left"/>
-      <w:pPr>
-        <w:ind w:left="2880" w:hanging="480"/>
-      </w:pPr>
-    </w:lvl>
-    <w:lvl w:ilvl="4">
-      <w:start w:val="3"/>
-      <w:numFmt w:val="decimal"/>
-      <w:lvlText w:val="%5."/>
-      <w:lvlJc w:val="left"/>
-      <w:pPr>
-        <w:ind w:left="3600" w:hanging="480"/>
-      </w:pPr>
-    </w:lvl>
-    <w:lvl w:ilvl="5">
-      <w:start w:val="3"/>
-      <w:numFmt w:val="decimal"/>
-      <w:lvlText w:val="%6."/>
-      <w:lvlJc w:val="left"/>
-      <w:pPr>
-        <w:ind w:left="4320" w:hanging="480"/>
-      </w:pPr>
-    </w:lvl>
-    <w:lvl w:ilvl="6">
-      <w:start w:val="3"/>
-      <w:numFmt w:val="decimal"/>
-      <w:lvlText w:val="%7."/>
-      <w:lvlJc w:val="left"/>
-      <w:pPr>
-        <w:ind w:left="5040" w:hanging="480"/>
-      </w:pPr>
-    </w:lvl>
-    <w:lvl w:ilvl="7">
-      <w:start w:val="3"/>
-      <w:numFmt w:val="decimal"/>
-      <w:lvlText w:val="%8."/>
-      <w:lvlJc w:val="left"/>
-      <w:pPr>
-        <w:ind w:left="5760" w:hanging="480"/>
-      </w:pPr>
-    </w:lvl>
-    <w:lvl w:ilvl="8">
-      <w:start w:val="3"/>
-      <w:numFmt w:val="decimal"/>
-      <w:lvlText w:val="%9."/>
-      <w:lvlJc w:val="left"/>
-      <w:pPr>
-        <w:ind w:left="6480" w:hanging="480"/>
-      </w:pPr>
-    </w:lvl>
-  </w:abstractNum>
-  <w:abstractNum w:abstractNumId="99415">
-    <w:nsid w:val="A99415"/>
-    <w:multiLevelType w:val="multilevel"/>
-    <w:lvl w:ilvl="0">
-      <w:start w:val="5"/>
-      <w:numFmt w:val="decimal"/>
-      <w:lvlText w:val="%1."/>
-      <w:lvlJc w:val="left"/>
-      <w:pPr>
-        <w:ind w:left="720" w:hanging="480"/>
-      </w:pPr>
-    </w:lvl>
-    <w:lvl w:ilvl="1">
-      <w:start w:val="5"/>
-      <w:numFmt w:val="decimal"/>
-      <w:lvlText w:val="%2."/>
-      <w:lvlJc w:val="left"/>
-      <w:pPr>
-        <w:ind w:left="1440" w:hanging="480"/>
-      </w:pPr>
-    </w:lvl>
-    <w:lvl w:ilvl="2">
-      <w:start w:val="5"/>
-      <w:numFmt w:val="decimal"/>
-      <w:lvlText w:val="%3."/>
-      <w:lvlJc w:val="left"/>
-      <w:pPr>
-        <w:ind w:left="2160" w:hanging="480"/>
-      </w:pPr>
-    </w:lvl>
-    <w:lvl w:ilvl="3">
-      <w:start w:val="5"/>
-      <w:numFmt w:val="decimal"/>
-      <w:lvlText w:val="%4."/>
-      <w:lvlJc w:val="left"/>
-      <w:pPr>
-        <w:ind w:left="2880" w:hanging="480"/>
-      </w:pPr>
-    </w:lvl>
-    <w:lvl w:ilvl="4">
-      <w:start w:val="5"/>
-      <w:numFmt w:val="decimal"/>
-      <w:lvlText w:val="%5."/>
-      <w:lvlJc w:val="left"/>
-      <w:pPr>
-        <w:ind w:left="3600" w:hanging="480"/>
-      </w:pPr>
-    </w:lvl>
-    <w:lvl w:ilvl="5">
-      <w:start w:val="5"/>
-      <w:numFmt w:val="decimal"/>
-      <w:lvlText w:val="%6."/>
-      <w:lvlJc w:val="left"/>
-      <w:pPr>
-        <w:ind w:left="4320" w:hanging="480"/>
-      </w:pPr>
-    </w:lvl>
-    <w:lvl w:ilvl="6">
-      <w:start w:val="5"/>
-      <w:numFmt w:val="decimal"/>
-      <w:lvlText w:val="%7."/>
-      <w:lvlJc w:val="left"/>
-      <w:pPr>
-        <w:ind w:left="5040" w:hanging="480"/>
-      </w:pPr>
-    </w:lvl>
-    <w:lvl w:ilvl="7">
-      <w:start w:val="5"/>
-      <w:numFmt w:val="decimal"/>
-      <w:lvlText w:val="%8."/>
-      <w:lvlJc w:val="left"/>
-      <w:pPr>
-        <w:ind w:left="5760" w:hanging="480"/>
-      </w:pPr>
-    </w:lvl>
-    <w:lvl w:ilvl="8">
-      <w:start w:val="5"/>
-      <w:numFmt w:val="decimal"/>
-      <w:lvlText w:val="%9."/>
-      <w:lvlJc w:val="left"/>
-      <w:pPr>
-        <w:ind w:left="6480" w:hanging="480"/>
-      </w:pPr>
-    </w:lvl>
-  </w:abstractNum>
-  <w:abstractNum w:abstractNumId="99416">
-    <w:nsid w:val="A99416"/>
-    <w:multiLevelType w:val="multilevel"/>
-    <w:lvl w:ilvl="0">
-      <w:start w:val="6"/>
-      <w:numFmt w:val="decimal"/>
-      <w:lvlText w:val="%1."/>
-      <w:lvlJc w:val="left"/>
-      <w:pPr>
-        <w:ind w:left="720" w:hanging="480"/>
-      </w:pPr>
-    </w:lvl>
-    <w:lvl w:ilvl="1">
-      <w:start w:val="6"/>
-      <w:numFmt w:val="decimal"/>
-      <w:lvlText w:val="%2."/>
-      <w:lvlJc w:val="left"/>
-      <w:pPr>
-        <w:ind w:left="1440" w:hanging="480"/>
-      </w:pPr>
-    </w:lvl>
-    <w:lvl w:ilvl="2">
-      <w:start w:val="6"/>
-      <w:numFmt w:val="decimal"/>
-      <w:lvlText w:val="%3."/>
-      <w:lvlJc w:val="left"/>
-      <w:pPr>
-        <w:ind w:left="2160" w:hanging="480"/>
-      </w:pPr>
-    </w:lvl>
-    <w:lvl w:ilvl="3">
-      <w:start w:val="6"/>
-      <w:numFmt w:val="decimal"/>
-      <w:lvlText w:val="%4."/>
-      <w:lvlJc w:val="left"/>
-      <w:pPr>
-        <w:ind w:left="2880" w:hanging="480"/>
-      </w:pPr>
-    </w:lvl>
-    <w:lvl w:ilvl="4">
-      <w:start w:val="6"/>
-      <w:numFmt w:val="decimal"/>
-      <w:lvlText w:val="%5."/>
-      <w:lvlJc w:val="left"/>
-      <w:pPr>
-        <w:ind w:left="3600" w:hanging="480"/>
-      </w:pPr>
-    </w:lvl>
-    <w:lvl w:ilvl="5">
-      <w:start w:val="6"/>
-      <w:numFmt w:val="decimal"/>
-      <w:lvlText w:val="%6."/>
-      <w:lvlJc w:val="left"/>
-      <w:pPr>
-        <w:ind w:left="4320" w:hanging="480"/>
-      </w:pPr>
-    </w:lvl>
-    <w:lvl w:ilvl="6">
-      <w:start w:val="6"/>
-      <w:numFmt w:val="decimal"/>
-      <w:lvlText w:val="%7."/>
-      <w:lvlJc w:val="left"/>
-      <w:pPr>
-        <w:ind w:left="5040" w:hanging="480"/>
-      </w:pPr>
-    </w:lvl>
-    <w:lvl w:ilvl="7">
-      <w:start w:val="6"/>
-      <w:numFmt w:val="decimal"/>
-      <w:lvlText w:val="%8."/>
-      <w:lvlJc w:val="left"/>
-      <w:pPr>
-        <w:ind w:left="5760" w:hanging="480"/>
-      </w:pPr>
-    </w:lvl>
-    <w:lvl w:ilvl="8">
-      <w:start w:val="6"/>
-      <w:numFmt w:val="decimal"/>
-      <w:lvlText w:val="%9."/>
-      <w:lvlJc w:val="left"/>
-      <w:pPr>
-        <w:ind w:left="6480" w:hanging="480"/>
-      </w:pPr>
-    </w:lvl>
-  </w:abstractNum>
-  <w:abstractNum w:abstractNumId="99417">
-    <w:nsid w:val="A99417"/>
-    <w:multiLevelType w:val="multilevel"/>
-    <w:lvl w:ilvl="0">
-      <w:start w:val="7"/>
-      <w:numFmt w:val="decimal"/>
-      <w:lvlText w:val="%1."/>
-      <w:lvlJc w:val="left"/>
-      <w:pPr>
-        <w:ind w:left="720" w:hanging="480"/>
-      </w:pPr>
-    </w:lvl>
-    <w:lvl w:ilvl="1">
-      <w:start w:val="7"/>
-      <w:numFmt w:val="decimal"/>
-      <w:lvlText w:val="%2."/>
-      <w:lvlJc w:val="left"/>
-      <w:pPr>
-        <w:ind w:left="1440" w:hanging="480"/>
-      </w:pPr>
-    </w:lvl>
-    <w:lvl w:ilvl="2">
-      <w:start w:val="7"/>
-      <w:numFmt w:val="decimal"/>
-      <w:lvlText w:val="%3."/>
-      <w:lvlJc w:val="left"/>
-      <w:pPr>
-        <w:ind w:left="2160" w:hanging="480"/>
-      </w:pPr>
-    </w:lvl>
-    <w:lvl w:ilvl="3">
-      <w:start w:val="7"/>
-      <w:numFmt w:val="decimal"/>
-      <w:lvlText w:val="%4."/>
-      <w:lvlJc w:val="left"/>
-      <w:pPr>
-        <w:ind w:left="2880" w:hanging="480"/>
-      </w:pPr>
-    </w:lvl>
-    <w:lvl w:ilvl="4">
-      <w:start w:val="7"/>
-      <w:numFmt w:val="decimal"/>
-      <w:lvlText w:val="%5."/>
-      <w:lvlJc w:val="left"/>
-      <w:pPr>
-        <w:ind w:left="3600" w:hanging="480"/>
-      </w:pPr>
-    </w:lvl>
-    <w:lvl w:ilvl="5">
-      <w:start w:val="7"/>
-      <w:numFmt w:val="decimal"/>
-      <w:lvlText w:val="%6."/>
-      <w:lvlJc w:val="left"/>
-      <w:pPr>
-        <w:ind w:left="4320" w:hanging="480"/>
-      </w:pPr>
-    </w:lvl>
-    <w:lvl w:ilvl="6">
-      <w:start w:val="7"/>
-      <w:numFmt w:val="decimal"/>
-      <w:lvlText w:val="%7."/>
-      <w:lvlJc w:val="left"/>
-      <w:pPr>
-        <w:ind w:left="5040" w:hanging="480"/>
-      </w:pPr>
-    </w:lvl>
-    <w:lvl w:ilvl="7">
-      <w:start w:val="7"/>
-      <w:numFmt w:val="decimal"/>
-      <w:lvlText w:val="%8."/>
-      <w:lvlJc w:val="left"/>
-      <w:pPr>
-        <w:ind w:left="5760" w:hanging="480"/>
-      </w:pPr>
-    </w:lvl>
-    <w:lvl w:ilvl="8">
-      <w:start w:val="7"/>
-      <w:numFmt w:val="decimal"/>
-      <w:lvlText w:val="%9."/>
-      <w:lvlJc w:val="left"/>
-      <w:pPr>
-        <w:ind w:left="6480" w:hanging="480"/>
-      </w:pPr>
-    </w:lvl>
-  </w:abstractNum>
-  <w:abstractNum w:abstractNumId="99418">
-    <w:nsid w:val="A99418"/>
-    <w:multiLevelType w:val="multilevel"/>
-    <w:lvl w:ilvl="0">
-      <w:start w:val="8"/>
-      <w:numFmt w:val="decimal"/>
-      <w:lvlText w:val="%1."/>
-      <w:lvlJc w:val="left"/>
-      <w:pPr>
-        <w:ind w:left="720" w:hanging="480"/>
-      </w:pPr>
-    </w:lvl>
-    <w:lvl w:ilvl="1">
-      <w:start w:val="8"/>
-      <w:numFmt w:val="decimal"/>
-      <w:lvlText w:val="%2."/>
-      <w:lvlJc w:val="left"/>
-      <w:pPr>
-        <w:ind w:left="1440" w:hanging="480"/>
-      </w:pPr>
-    </w:lvl>
-    <w:lvl w:ilvl="2">
-      <w:start w:val="8"/>
-      <w:numFmt w:val="decimal"/>
-      <w:lvlText w:val="%3."/>
-      <w:lvlJc w:val="left"/>
-      <w:pPr>
-        <w:ind w:left="2160" w:hanging="480"/>
-      </w:pPr>
-    </w:lvl>
-    <w:lvl w:ilvl="3">
-      <w:start w:val="8"/>
-      <w:numFmt w:val="decimal"/>
-      <w:lvlText w:val="%4."/>
-      <w:lvlJc w:val="left"/>
-      <w:pPr>
-        <w:ind w:left="2880" w:hanging="480"/>
-      </w:pPr>
-    </w:lvl>
-    <w:lvl w:ilvl="4">
-      <w:start w:val="8"/>
-      <w:numFmt w:val="decimal"/>
-      <w:lvlText w:val="%5."/>
-      <w:lvlJc w:val="left"/>
-      <w:pPr>
-        <w:ind w:left="3600" w:hanging="480"/>
-      </w:pPr>
-    </w:lvl>
-    <w:lvl w:ilvl="5">
-      <w:start w:val="8"/>
-      <w:numFmt w:val="decimal"/>
-      <w:lvlText w:val="%6."/>
-      <w:lvlJc w:val="left"/>
-      <w:pPr>
-        <w:ind w:left="4320" w:hanging="480"/>
-      </w:pPr>
-    </w:lvl>
-    <w:lvl w:ilvl="6">
-      <w:start w:val="8"/>
-      <w:numFmt w:val="decimal"/>
-      <w:lvlText w:val="%7."/>
-      <w:lvlJc w:val="left"/>
-      <w:pPr>
-        <w:ind w:left="5040" w:hanging="480"/>
-      </w:pPr>
-    </w:lvl>
-    <w:lvl w:ilvl="7">
-      <w:start w:val="8"/>
-      <w:numFmt w:val="decimal"/>
-      <w:lvlText w:val="%8."/>
-      <w:lvlJc w:val="left"/>
-      <w:pPr>
-        <w:ind w:left="5760" w:hanging="480"/>
-      </w:pPr>
-    </w:lvl>
-    <w:lvl w:ilvl="8">
-      <w:start w:val="8"/>
-      <w:numFmt w:val="decimal"/>
-      <w:lvlText w:val="%9."/>
-      <w:lvlJc w:val="left"/>
-      <w:pPr>
-        <w:ind w:left="6480" w:hanging="480"/>
-      </w:pPr>
-    </w:lvl>
-  </w:abstractNum>
   <w:num w:numId="1000">
     <w:abstractNumId w:val="990"/>
   </w:num>
@@ -2340,282 +1735,42 @@
     </w:lvlOverride>
   </w:num>
   <w:num w:numId="1004">
-    <w:abstractNumId w:val="99414"/>
-    <w:lvlOverride w:ilvl="0">
-      <w:startOverride w:val="4"/>
-    </w:lvlOverride>
-    <w:lvlOverride w:ilvl="1">
-      <w:startOverride w:val="4"/>
-    </w:lvlOverride>
-    <w:lvlOverride w:ilvl="2">
-      <w:startOverride w:val="4"/>
-    </w:lvlOverride>
-    <w:lvlOverride w:ilvl="3">
-      <w:startOverride w:val="4"/>
-    </w:lvlOverride>
-    <w:lvlOverride w:ilvl="4">
-      <w:startOverride w:val="4"/>
-    </w:lvlOverride>
-    <w:lvlOverride w:ilvl="5">
-      <w:startOverride w:val="4"/>
-    </w:lvlOverride>
-    <w:lvlOverride w:ilvl="6">
-      <w:startOverride w:val="4"/>
-    </w:lvlOverride>
-    <w:lvlOverride w:ilvl="7">
-      <w:startOverride w:val="4"/>
-    </w:lvlOverride>
-    <w:lvlOverride w:ilvl="8">
-      <w:startOverride w:val="4"/>
-    </w:lvlOverride>
+    <w:abstractNumId w:val="991"/>
   </w:num>
   <w:num w:numId="1005">
+    <w:abstractNumId w:val="99411"/>
+    <w:lvlOverride w:ilvl="0">
+      <w:startOverride w:val="1"/>
+    </w:lvlOverride>
+    <w:lvlOverride w:ilvl="1">
+      <w:startOverride w:val="1"/>
+    </w:lvlOverride>
+    <w:lvlOverride w:ilvl="2">
+      <w:startOverride w:val="1"/>
+    </w:lvlOverride>
+    <w:lvlOverride w:ilvl="3">
+      <w:startOverride w:val="1"/>
+    </w:lvlOverride>
+    <w:lvlOverride w:ilvl="4">
+      <w:startOverride w:val="1"/>
+    </w:lvlOverride>
+    <w:lvlOverride w:ilvl="5">
+      <w:startOverride w:val="1"/>
+    </w:lvlOverride>
+    <w:lvlOverride w:ilvl="6">
+      <w:startOverride w:val="1"/>
+    </w:lvlOverride>
+    <w:lvlOverride w:ilvl="7">
+      <w:startOverride w:val="1"/>
+    </w:lvlOverride>
+    <w:lvlOverride w:ilvl="8">
+      <w:startOverride w:val="1"/>
+    </w:lvlOverride>
+  </w:num>
+  <w:num w:numId="1006">
     <w:abstractNumId w:val="991"/>
   </w:num>
-  <w:num w:numId="1006">
-    <w:abstractNumId w:val="99411"/>
-    <w:lvlOverride w:ilvl="0">
-      <w:startOverride w:val="1"/>
-    </w:lvlOverride>
-    <w:lvlOverride w:ilvl="1">
-      <w:startOverride w:val="1"/>
-    </w:lvlOverride>
-    <w:lvlOverride w:ilvl="2">
-      <w:startOverride w:val="1"/>
-    </w:lvlOverride>
-    <w:lvlOverride w:ilvl="3">
-      <w:startOverride w:val="1"/>
-    </w:lvlOverride>
-    <w:lvlOverride w:ilvl="4">
-      <w:startOverride w:val="1"/>
-    </w:lvlOverride>
-    <w:lvlOverride w:ilvl="5">
-      <w:startOverride w:val="1"/>
-    </w:lvlOverride>
-    <w:lvlOverride w:ilvl="6">
-      <w:startOverride w:val="1"/>
-    </w:lvlOverride>
-    <w:lvlOverride w:ilvl="7">
-      <w:startOverride w:val="1"/>
-    </w:lvlOverride>
-    <w:lvlOverride w:ilvl="8">
-      <w:startOverride w:val="1"/>
-    </w:lvlOverride>
-  </w:num>
   <w:num w:numId="1007">
-    <w:abstractNumId w:val="99412"/>
-    <w:lvlOverride w:ilvl="0">
-      <w:startOverride w:val="2"/>
-    </w:lvlOverride>
-    <w:lvlOverride w:ilvl="1">
-      <w:startOverride w:val="2"/>
-    </w:lvlOverride>
-    <w:lvlOverride w:ilvl="2">
-      <w:startOverride w:val="2"/>
-    </w:lvlOverride>
-    <w:lvlOverride w:ilvl="3">
-      <w:startOverride w:val="2"/>
-    </w:lvlOverride>
-    <w:lvlOverride w:ilvl="4">
-      <w:startOverride w:val="2"/>
-    </w:lvlOverride>
-    <w:lvlOverride w:ilvl="5">
-      <w:startOverride w:val="2"/>
-    </w:lvlOverride>
-    <w:lvlOverride w:ilvl="6">
-      <w:startOverride w:val="2"/>
-    </w:lvlOverride>
-    <w:lvlOverride w:ilvl="7">
-      <w:startOverride w:val="2"/>
-    </w:lvlOverride>
-    <w:lvlOverride w:ilvl="8">
-      <w:startOverride w:val="2"/>
-    </w:lvlOverride>
-  </w:num>
-  <w:num w:numId="1008">
-    <w:abstractNumId w:val="99413"/>
-    <w:lvlOverride w:ilvl="0">
-      <w:startOverride w:val="3"/>
-    </w:lvlOverride>
-    <w:lvlOverride w:ilvl="1">
-      <w:startOverride w:val="3"/>
-    </w:lvlOverride>
-    <w:lvlOverride w:ilvl="2">
-      <w:startOverride w:val="3"/>
-    </w:lvlOverride>
-    <w:lvlOverride w:ilvl="3">
-      <w:startOverride w:val="3"/>
-    </w:lvlOverride>
-    <w:lvlOverride w:ilvl="4">
-      <w:startOverride w:val="3"/>
-    </w:lvlOverride>
-    <w:lvlOverride w:ilvl="5">
-      <w:startOverride w:val="3"/>
-    </w:lvlOverride>
-    <w:lvlOverride w:ilvl="6">
-      <w:startOverride w:val="3"/>
-    </w:lvlOverride>
-    <w:lvlOverride w:ilvl="7">
-      <w:startOverride w:val="3"/>
-    </w:lvlOverride>
-    <w:lvlOverride w:ilvl="8">
-      <w:startOverride w:val="3"/>
-    </w:lvlOverride>
-  </w:num>
-  <w:num w:numId="1009">
-    <w:abstractNumId w:val="99414"/>
-    <w:lvlOverride w:ilvl="0">
-      <w:startOverride w:val="4"/>
-    </w:lvlOverride>
-    <w:lvlOverride w:ilvl="1">
-      <w:startOverride w:val="4"/>
-    </w:lvlOverride>
-    <w:lvlOverride w:ilvl="2">
-      <w:startOverride w:val="4"/>
-    </w:lvlOverride>
-    <w:lvlOverride w:ilvl="3">
-      <w:startOverride w:val="4"/>
-    </w:lvlOverride>
-    <w:lvlOverride w:ilvl="4">
-      <w:startOverride w:val="4"/>
-    </w:lvlOverride>
-    <w:lvlOverride w:ilvl="5">
-      <w:startOverride w:val="4"/>
-    </w:lvlOverride>
-    <w:lvlOverride w:ilvl="6">
-      <w:startOverride w:val="4"/>
-    </w:lvlOverride>
-    <w:lvlOverride w:ilvl="7">
-      <w:startOverride w:val="4"/>
-    </w:lvlOverride>
-    <w:lvlOverride w:ilvl="8">
-      <w:startOverride w:val="4"/>
-    </w:lvlOverride>
-  </w:num>
-  <w:num w:numId="1010">
-    <w:abstractNumId w:val="99415"/>
-    <w:lvlOverride w:ilvl="0">
-      <w:startOverride w:val="5"/>
-    </w:lvlOverride>
-    <w:lvlOverride w:ilvl="1">
-      <w:startOverride w:val="5"/>
-    </w:lvlOverride>
-    <w:lvlOverride w:ilvl="2">
-      <w:startOverride w:val="5"/>
-    </w:lvlOverride>
-    <w:lvlOverride w:ilvl="3">
-      <w:startOverride w:val="5"/>
-    </w:lvlOverride>
-    <w:lvlOverride w:ilvl="4">
-      <w:startOverride w:val="5"/>
-    </w:lvlOverride>
-    <w:lvlOverride w:ilvl="5">
-      <w:startOverride w:val="5"/>
-    </w:lvlOverride>
-    <w:lvlOverride w:ilvl="6">
-      <w:startOverride w:val="5"/>
-    </w:lvlOverride>
-    <w:lvlOverride w:ilvl="7">
-      <w:startOverride w:val="5"/>
-    </w:lvlOverride>
-    <w:lvlOverride w:ilvl="8">
-      <w:startOverride w:val="5"/>
-    </w:lvlOverride>
-  </w:num>
-  <w:num w:numId="1011">
-    <w:abstractNumId w:val="99416"/>
-    <w:lvlOverride w:ilvl="0">
-      <w:startOverride w:val="6"/>
-    </w:lvlOverride>
-    <w:lvlOverride w:ilvl="1">
-      <w:startOverride w:val="6"/>
-    </w:lvlOverride>
-    <w:lvlOverride w:ilvl="2">
-      <w:startOverride w:val="6"/>
-    </w:lvlOverride>
-    <w:lvlOverride w:ilvl="3">
-      <w:startOverride w:val="6"/>
-    </w:lvlOverride>
-    <w:lvlOverride w:ilvl="4">
-      <w:startOverride w:val="6"/>
-    </w:lvlOverride>
-    <w:lvlOverride w:ilvl="5">
-      <w:startOverride w:val="6"/>
-    </w:lvlOverride>
-    <w:lvlOverride w:ilvl="6">
-      <w:startOverride w:val="6"/>
-    </w:lvlOverride>
-    <w:lvlOverride w:ilvl="7">
-      <w:startOverride w:val="6"/>
-    </w:lvlOverride>
-    <w:lvlOverride w:ilvl="8">
-      <w:startOverride w:val="6"/>
-    </w:lvlOverride>
-  </w:num>
-  <w:num w:numId="1012">
-    <w:abstractNumId w:val="99417"/>
-    <w:lvlOverride w:ilvl="0">
-      <w:startOverride w:val="7"/>
-    </w:lvlOverride>
-    <w:lvlOverride w:ilvl="1">
-      <w:startOverride w:val="7"/>
-    </w:lvlOverride>
-    <w:lvlOverride w:ilvl="2">
-      <w:startOverride w:val="7"/>
-    </w:lvlOverride>
-    <w:lvlOverride w:ilvl="3">
-      <w:startOverride w:val="7"/>
-    </w:lvlOverride>
-    <w:lvlOverride w:ilvl="4">
-      <w:startOverride w:val="7"/>
-    </w:lvlOverride>
-    <w:lvlOverride w:ilvl="5">
-      <w:startOverride w:val="7"/>
-    </w:lvlOverride>
-    <w:lvlOverride w:ilvl="6">
-      <w:startOverride w:val="7"/>
-    </w:lvlOverride>
-    <w:lvlOverride w:ilvl="7">
-      <w:startOverride w:val="7"/>
-    </w:lvlOverride>
-    <w:lvlOverride w:ilvl="8">
-      <w:startOverride w:val="7"/>
-    </w:lvlOverride>
-  </w:num>
-  <w:num w:numId="1013">
-    <w:abstractNumId w:val="99418"/>
-    <w:lvlOverride w:ilvl="0">
-      <w:startOverride w:val="8"/>
-    </w:lvlOverride>
-    <w:lvlOverride w:ilvl="1">
-      <w:startOverride w:val="8"/>
-    </w:lvlOverride>
-    <w:lvlOverride w:ilvl="2">
-      <w:startOverride w:val="8"/>
-    </w:lvlOverride>
-    <w:lvlOverride w:ilvl="3">
-      <w:startOverride w:val="8"/>
-    </w:lvlOverride>
-    <w:lvlOverride w:ilvl="4">
-      <w:startOverride w:val="8"/>
-    </w:lvlOverride>
-    <w:lvlOverride w:ilvl="5">
-      <w:startOverride w:val="8"/>
-    </w:lvlOverride>
-    <w:lvlOverride w:ilvl="6">
-      <w:startOverride w:val="8"/>
-    </w:lvlOverride>
-    <w:lvlOverride w:ilvl="7">
-      <w:startOverride w:val="8"/>
-    </w:lvlOverride>
-    <w:lvlOverride w:ilvl="8">
-      <w:startOverride w:val="8"/>
-    </w:lvlOverride>
-  </w:num>
-  <w:num w:numId="1014">
-    <w:abstractNumId w:val="991"/>
-  </w:num>
-  <w:num w:numId="1015">
     <w:abstractNumId w:val="99411"/>
     <w:lvlOverride w:ilvl="0">
       <w:startOverride w:val="1"/>

--- a/WPA_Submission/docs/02_ชุดใบกิจกรรมและสื่อผู้เรียน_AI_to_ESP32.docx
+++ b/WPA_Submission/docs/02_ชุดใบกิจกรรมและสื่อผู้เรียน_AI_to_ESP32.docx
@@ -642,7 +642,7 @@
     </w:p>
     <w:bookmarkEnd w:id="26"/>
     <w:bookmarkEnd w:id="27"/>
-    <w:bookmarkStart w:id="30" w:name="explore-check-in-ด้วย-mentimeter--4-นาที"/>
+    <w:bookmarkStart w:id="31" w:name="explore-check-in-ด้วย-mentimeter--4-นาที"/>
     <w:p>
       <w:pPr>
         <w:pStyle w:val="Heading1"/>
@@ -672,7 +672,72 @@
         <w:t xml:space="preserve"> </w:t>
       </w:r>
       <w:r>
-        <w:t xml:space="preserve">ใช้ 1 เครื่องต่อกลุ่ม เข้า</w:t>
+        <w:t xml:space="preserve">ใช้ 1 เครื่องต่อกลุ่ม โดยเข้าร่วมได้ดังนี้</w:t>
+      </w:r>
+    </w:p>
+    <w:p>
+      <w:pPr>
+        <w:numPr>
+          <w:ilvl w:val="0"/>
+          <w:numId w:val="1005"/>
+        </w:numPr>
+        <w:pStyle w:val="Compact"/>
+      </w:pPr>
+      <w:r>
+        <w:rPr>
+          <w:bCs/>
+          <w:b/>
+        </w:rPr>
+        <w:t xml:space="preserve">ลิงก์ตรง:</w:t>
+      </w:r>
+      <w:r>
+        <w:t xml:space="preserve"> </w:t>
+      </w:r>
+      <w:hyperlink r:id="rId28">
+        <w:r>
+          <w:rPr>
+            <w:rStyle w:val="Hyperlink"/>
+          </w:rPr>
+          <w:t xml:space="preserve">https://www.menti.com/alxdzgt83ktx</w:t>
+        </w:r>
+      </w:hyperlink>
+    </w:p>
+    <w:p>
+      <w:pPr>
+        <w:numPr>
+          <w:ilvl w:val="0"/>
+          <w:numId w:val="1005"/>
+        </w:numPr>
+        <w:pStyle w:val="Compact"/>
+      </w:pPr>
+      <w:r>
+        <w:rPr>
+          <w:bCs/>
+          <w:b/>
+        </w:rPr>
+        <w:t xml:space="preserve">รหัส Menti ปัจจุบัน:</w:t>
+      </w:r>
+      <w:r>
+        <w:t xml:space="preserve"> </w:t>
+      </w:r>
+      <w:r>
+        <w:rPr>
+          <w:bCs/>
+          <w:b/>
+        </w:rPr>
+        <w:t xml:space="preserve">7812 2870</w:t>
+      </w:r>
+    </w:p>
+    <w:p>
+      <w:pPr>
+        <w:numPr>
+          <w:ilvl w:val="0"/>
+          <w:numId w:val="1005"/>
+        </w:numPr>
+        <w:pStyle w:val="Compact"/>
+      </w:pPr>
+      <w:r>
+        <w:t xml:space="preserve">หรือสแกน</w:t>
       </w:r>
       <w:r>
         <w:t xml:space="preserve"> </w:t>
@@ -681,16 +746,24 @@
         <w:rPr>
           <w:rStyle w:val="VerbatimChar"/>
         </w:rPr>
-        <w:t xml:space="preserve">menti.com</w:t>
+        <w:t xml:space="preserve">QR_Mentimeter_Join.png</w:t>
       </w:r>
       <w:r>
         <w:t xml:space="preserve"> </w:t>
       </w:r>
       <w:r>
-        <w:t xml:space="preserve">และกรอกรหัสที่ครูแสดงบนจอ</w:t>
-      </w:r>
-    </w:p>
-    <w:bookmarkStart w:id="28" w:name="q1-open-ended"/>
+        <w:t xml:space="preserve">ที่ครูแสดงบนสไลด์</w:t>
+      </w:r>
+    </w:p>
+    <w:p>
+      <w:pPr>
+        <w:pStyle w:val="BlockText"/>
+      </w:pPr>
+      <w:r>
+        <w:t xml:space="preserve">ให้หารือในกลุ่มก่อนส่งคำตอบ และตอบจากหลักฐานที่สังเกตได้ ไม่ตอบจากการเดา</w:t>
+      </w:r>
+    </w:p>
+    <w:bookmarkStart w:id="29" w:name="q1-open-ended"/>
     <w:p>
       <w:pPr>
         <w:pStyle w:val="Heading2"/>
@@ -733,8 +806,8 @@
         <w:t xml:space="preserve">หลักฐานคือ _________________________</w:t>
       </w:r>
     </w:p>
-    <w:bookmarkEnd w:id="28"/>
-    <w:bookmarkStart w:id="29" w:name="q2-multiple-choice"/>
+    <w:bookmarkEnd w:id="29"/>
+    <w:bookmarkStart w:id="30" w:name="q2-multiple-choice"/>
     <w:p>
       <w:pPr>
         <w:pStyle w:val="Heading2"/>
@@ -825,15 +898,7 @@
     </w:p>
     <w:p>
       <w:pPr>
-        <w:pStyle w:val="BlockText"/>
-      </w:pPr>
-      <w:r>
-        <w:t xml:space="preserve">ตอบจากหลักฐานที่สังเกตได้ ไม่ตอบจากการเดา</w:t>
-      </w:r>
-    </w:p>
-    <w:p>
-      <w:pPr>
-        <w:pStyle w:val="FirstParagraph"/>
+        <w:pStyle w:val="BodyText"/>
       </w:pPr>
       <w:r>
         <w:rPr>
@@ -856,9 +921,9 @@
         </w:pict>
       </w:r>
     </w:p>
-    <w:bookmarkEnd w:id="29"/>
     <w:bookmarkEnd w:id="30"/>
-    <w:bookmarkStart w:id="34" w:name="ใบกิจกรรม-3-challenge-debugging"/>
+    <w:bookmarkEnd w:id="31"/>
+    <w:bookmarkStart w:id="35" w:name="ใบกิจกรรม-3-challenge-debugging"/>
     <w:p>
       <w:pPr>
         <w:pStyle w:val="Heading1"/>
@@ -867,7 +932,7 @@
         <w:t xml:space="preserve">ใบกิจกรรม 3: Challenge Debugging</w:t>
       </w:r>
     </w:p>
-    <w:bookmarkStart w:id="31" w:name="before-feedback"/>
+    <w:bookmarkStart w:id="32" w:name="before-feedback"/>
     <w:p>
       <w:pPr>
         <w:pStyle w:val="Heading2"/>
@@ -908,8 +973,8 @@
         <w:t xml:space="preserve">เหตุผล: ______________________________________</w:t>
       </w:r>
     </w:p>
-    <w:bookmarkEnd w:id="31"/>
-    <w:bookmarkStart w:id="32" w:name="feedback-จากครูเพื่อน"/>
+    <w:bookmarkEnd w:id="32"/>
+    <w:bookmarkStart w:id="33" w:name="feedback-จากครูเพื่อน"/>
     <w:p>
       <w:pPr>
         <w:pStyle w:val="Heading2"/>
@@ -926,8 +991,8 @@
         <w:t xml:space="preserve">....................................................................................</w:t>
       </w:r>
     </w:p>
-    <w:bookmarkEnd w:id="32"/>
-    <w:bookmarkStart w:id="33" w:name="after-feedback"/>
+    <w:bookmarkEnd w:id="33"/>
+    <w:bookmarkStart w:id="34" w:name="after-feedback"/>
     <w:p>
       <w:pPr>
         <w:pStyle w:val="Heading2"/>
@@ -975,9 +1040,9 @@
         </w:pict>
       </w:r>
     </w:p>
-    <w:bookmarkEnd w:id="33"/>
     <w:bookmarkEnd w:id="34"/>
-    <w:bookmarkStart w:id="39" w:name="challenge-cards"/>
+    <w:bookmarkEnd w:id="35"/>
+    <w:bookmarkStart w:id="40" w:name="challenge-cards"/>
     <w:p>
       <w:pPr>
         <w:pStyle w:val="Heading1"/>
@@ -986,7 +1051,7 @@
         <w:t xml:space="preserve">Challenge Cards</w:t>
       </w:r>
     </w:p>
-    <w:bookmarkStart w:id="35" w:name="c1--ai-พบ-hand-แต่-led-ไม่ติด"/>
+    <w:bookmarkStart w:id="36" w:name="c1--ai-พบ-hand-แต่-led-ไม่ติด"/>
     <w:p>
       <w:pPr>
         <w:pStyle w:val="Heading3"/>
@@ -1003,8 +1068,8 @@
         <w:t xml:space="preserve">ห้ามสรุปทันทีว่า “LED เสีย” ต้องระบุลำดับการทดสอบและหลักฐาน</w:t>
       </w:r>
     </w:p>
-    <w:bookmarkEnd w:id="35"/>
-    <w:bookmarkStart w:id="36" w:name="c2--webcam-เปิดไม่ได้"/>
+    <w:bookmarkEnd w:id="36"/>
+    <w:bookmarkStart w:id="37" w:name="c2--webcam-เปิดไม่ได้"/>
     <w:p>
       <w:pPr>
         <w:pStyle w:val="Heading3"/>
@@ -1021,8 +1086,8 @@
         <w:t xml:space="preserve">ระบุอย่างน้อย 3 จุดที่ควรตรวจ โดยเรียงลำดับก่อน–หลัง</w:t>
       </w:r>
     </w:p>
-    <w:bookmarkEnd w:id="36"/>
-    <w:bookmarkStart w:id="37" w:name="c3--prediction-สลับ-handno-hand-บ่อย"/>
+    <w:bookmarkEnd w:id="37"/>
+    <w:bookmarkStart w:id="38" w:name="c3--prediction-สลับ-handno-hand-บ่อย"/>
     <w:p>
       <w:pPr>
         <w:pStyle w:val="Heading3"/>
@@ -1039,8 +1104,8 @@
         <w:t xml:space="preserve">เสนอวิธีปรับปรุงทั้งข้อมูลฝึกและ Logic</w:t>
       </w:r>
     </w:p>
-    <w:bookmarkEnd w:id="37"/>
-    <w:bookmarkStart w:id="38" w:name="Xfae7e380dc8af2ed68f74098de25c11c22f0793"/>
+    <w:bookmarkEnd w:id="38"/>
+    <w:bookmarkStart w:id="39" w:name="Xfae7e380dc8af2ed68f74098de25c11c22f0793"/>
     <w:p>
       <w:pPr>
         <w:pStyle w:val="Heading3"/>
@@ -1079,9 +1144,9 @@
         </w:pict>
       </w:r>
     </w:p>
-    <w:bookmarkEnd w:id="38"/>
     <w:bookmarkEnd w:id="39"/>
-    <w:bookmarkStart w:id="40" w:name="ใบกิจกรรม-4-application-design-card"/>
+    <w:bookmarkEnd w:id="40"/>
+    <w:bookmarkStart w:id="41" w:name="ใบกิจกรรม-4-application-design-card"/>
     <w:p>
       <w:pPr>
         <w:pStyle w:val="Heading1"/>
@@ -1094,7 +1159,7 @@
       <w:pPr>
         <w:numPr>
           <w:ilvl w:val="0"/>
-          <w:numId w:val="1005"/>
+          <w:numId w:val="1006"/>
         </w:numPr>
       </w:pPr>
       <w:r>
@@ -1111,7 +1176,7 @@
       <w:pPr>
         <w:numPr>
           <w:ilvl w:val="0"/>
-          <w:numId w:val="1005"/>
+          <w:numId w:val="1006"/>
         </w:numPr>
       </w:pPr>
       <w:r>
@@ -1128,7 +1193,7 @@
       <w:pPr>
         <w:numPr>
           <w:ilvl w:val="0"/>
-          <w:numId w:val="1005"/>
+          <w:numId w:val="1006"/>
         </w:numPr>
       </w:pPr>
       <w:r>
@@ -1145,7 +1210,7 @@
       <w:pPr>
         <w:numPr>
           <w:ilvl w:val="0"/>
-          <w:numId w:val="1005"/>
+          <w:numId w:val="1006"/>
         </w:numPr>
       </w:pPr>
       <w:r>
@@ -1162,7 +1227,7 @@
       <w:pPr>
         <w:numPr>
           <w:ilvl w:val="0"/>
-          <w:numId w:val="1005"/>
+          <w:numId w:val="1006"/>
         </w:numPr>
       </w:pPr>
       <w:r>
@@ -1179,7 +1244,7 @@
       <w:pPr>
         <w:numPr>
           <w:ilvl w:val="0"/>
-          <w:numId w:val="1005"/>
+          <w:numId w:val="1006"/>
         </w:numPr>
       </w:pPr>
       <w:r>
@@ -1196,7 +1261,7 @@
       <w:pPr>
         <w:numPr>
           <w:ilvl w:val="0"/>
-          <w:numId w:val="1005"/>
+          <w:numId w:val="1006"/>
         </w:numPr>
       </w:pPr>
       <w:r>
@@ -1213,7 +1278,7 @@
       <w:pPr>
         <w:numPr>
           <w:ilvl w:val="0"/>
-          <w:numId w:val="1005"/>
+          <w:numId w:val="1006"/>
         </w:numPr>
       </w:pPr>
       <w:r>
@@ -1233,8 +1298,8 @@
         </w:pict>
       </w:r>
     </w:p>
-    <w:bookmarkEnd w:id="40"/>
-    <w:bookmarkStart w:id="41" w:name="peer-teaching-checklist"/>
+    <w:bookmarkEnd w:id="41"/>
+    <w:bookmarkStart w:id="42" w:name="peer-teaching-checklist"/>
     <w:p>
       <w:pPr>
         <w:pStyle w:val="Heading1"/>
@@ -1255,7 +1320,7 @@
       <w:pPr>
         <w:numPr>
           <w:ilvl w:val="0"/>
-          <w:numId w:val="1006"/>
+          <w:numId w:val="1007"/>
         </w:numPr>
         <w:pStyle w:val="Compact"/>
       </w:pPr>
@@ -1267,7 +1332,7 @@
       <w:pPr>
         <w:numPr>
           <w:ilvl w:val="0"/>
-          <w:numId w:val="1006"/>
+          <w:numId w:val="1007"/>
         </w:numPr>
         <w:pStyle w:val="Compact"/>
       </w:pPr>
@@ -1279,7 +1344,7 @@
       <w:pPr>
         <w:numPr>
           <w:ilvl w:val="0"/>
-          <w:numId w:val="1006"/>
+          <w:numId w:val="1007"/>
         </w:numPr>
         <w:pStyle w:val="Compact"/>
       </w:pPr>
@@ -1291,7 +1356,7 @@
       <w:pPr>
         <w:numPr>
           <w:ilvl w:val="0"/>
-          <w:numId w:val="1006"/>
+          <w:numId w:val="1007"/>
         </w:numPr>
         <w:pStyle w:val="Compact"/>
       </w:pPr>
@@ -1303,7 +1368,7 @@
       <w:pPr>
         <w:numPr>
           <w:ilvl w:val="0"/>
-          <w:numId w:val="1006"/>
+          <w:numId w:val="1007"/>
         </w:numPr>
         <w:pStyle w:val="Compact"/>
       </w:pPr>
@@ -1315,7 +1380,7 @@
       <w:pPr>
         <w:numPr>
           <w:ilvl w:val="0"/>
-          <w:numId w:val="1006"/>
+          <w:numId w:val="1007"/>
         </w:numPr>
         <w:pStyle w:val="Compact"/>
       </w:pPr>
@@ -1330,8 +1395,8 @@
         </w:pict>
       </w:r>
     </w:p>
-    <w:bookmarkEnd w:id="41"/>
-    <w:bookmarkStart w:id="42" w:name="exit-reflection"/>
+    <w:bookmarkEnd w:id="42"/>
+    <w:bookmarkStart w:id="43" w:name="exit-reflection"/>
     <w:p>
       <w:pPr>
         <w:pStyle w:val="Heading1"/>
@@ -1344,7 +1409,7 @@
       <w:pPr>
         <w:numPr>
           <w:ilvl w:val="0"/>
-          <w:numId w:val="1007"/>
+          <w:numId w:val="1008"/>
         </w:numPr>
         <w:pStyle w:val="Compact"/>
       </w:pPr>
@@ -1356,7 +1421,7 @@
       <w:pPr>
         <w:numPr>
           <w:ilvl w:val="0"/>
-          <w:numId w:val="1007"/>
+          <w:numId w:val="1008"/>
         </w:numPr>
         <w:pStyle w:val="Compact"/>
       </w:pPr>
@@ -1368,7 +1433,7 @@
       <w:pPr>
         <w:numPr>
           <w:ilvl w:val="0"/>
-          <w:numId w:val="1007"/>
+          <w:numId w:val="1008"/>
         </w:numPr>
         <w:pStyle w:val="Compact"/>
       </w:pPr>
@@ -1380,7 +1445,7 @@
       <w:pPr>
         <w:numPr>
           <w:ilvl w:val="0"/>
-          <w:numId w:val="1007"/>
+          <w:numId w:val="1008"/>
         </w:numPr>
         <w:pStyle w:val="Compact"/>
       </w:pPr>
@@ -1392,7 +1457,7 @@
       <w:pPr>
         <w:numPr>
           <w:ilvl w:val="0"/>
-          <w:numId w:val="1007"/>
+          <w:numId w:val="1008"/>
         </w:numPr>
         <w:pStyle w:val="Compact"/>
       </w:pPr>
@@ -1400,7 +1465,7 @@
         <w:t xml:space="preserve">ถ้าพัฒนาต่อ ฉันอยากสร้างระบบ _________________________</w:t>
       </w:r>
     </w:p>
-    <w:bookmarkEnd w:id="42"/>
+    <w:bookmarkEnd w:id="43"/>
     <w:sectPr/>
   </w:body>
 </w:document>
@@ -1738,6 +1803,9 @@
     <w:abstractNumId w:val="991"/>
   </w:num>
   <w:num w:numId="1005">
+    <w:abstractNumId w:val="991"/>
+  </w:num>
+  <w:num w:numId="1006">
     <w:abstractNumId w:val="99411"/>
     <w:lvlOverride w:ilvl="0">
       <w:startOverride w:val="1"/>
@@ -1767,10 +1835,10 @@
       <w:startOverride w:val="1"/>
     </w:lvlOverride>
   </w:num>
-  <w:num w:numId="1006">
+  <w:num w:numId="1007">
     <w:abstractNumId w:val="991"/>
   </w:num>
-  <w:num w:numId="1007">
+  <w:num w:numId="1008">
     <w:abstractNumId w:val="99411"/>
     <w:lvlOverride w:ilvl="0">
       <w:startOverride w:val="1"/>
